--- a/docs/RTCC_INPUT_MEMORANDUM.docx
+++ b/docs/RTCC_INPUT_MEMORANDUM.docx
@@ -150,7 +150,7 @@
         <w:t xml:space="preserve"> </w:t>
       </w:r>
       <w:r>
-        <w:t xml:space="preserve">Where I refer to integration work I have performed, I do so only as the empirical source of the observations that follow. Every recommendation here is a recommendation that</w:t>
+        <w:t xml:space="preserve">Where I refer to integration work I have performed, I do so only as the empirical source of the observations that follow. Every recommendation below is a recommendation that</w:t>
       </w:r>
       <w:r>
         <w:t xml:space="preserve"> </w:t>
@@ -170,13 +170,13 @@
       </w:r>
     </w:p>
     <w:bookmarkEnd w:id="10"/>
-    <w:bookmarkStart w:id="11" w:name="source-of-empirical-observations"/>
+    <w:bookmarkStart w:id="11" w:name="Xfb8919b6841f7a635eb06726b98f277401f9312"/>
     <w:p>
       <w:pPr>
         <w:pStyle w:val="Heading2"/>
       </w:pPr>
       <w:r>
-        <w:t xml:space="preserve">2. Source of Empirical Observations</w:t>
+        <w:t xml:space="preserve">2. Source and Breadth of Empirical Observations</w:t>
       </w:r>
     </w:p>
     <w:p>
@@ -184,91 +184,213 @@
         <w:pStyle w:val="FirstParagraph"/>
       </w:pPr>
       <w:r>
-        <w:t xml:space="preserve">The observations below are drawn from end-to-end integration of the following public digital infrastructure feeds, conducted as independent research:</w:t>
-      </w:r>
-    </w:p>
-    <w:p>
-      <w:pPr>
-        <w:pStyle w:val="Compact"/>
-        <w:numPr>
-          <w:ilvl w:val="0"/>
-          <w:numId w:val="1001"/>
-        </w:numPr>
-      </w:pPr>
-      <w:r>
-        <w:t xml:space="preserve">Work Zone Data Exchange (WZDx) at versions 3.0 through 4.2, across approximately 39 state DOT and sub-state producers</w:t>
-      </w:r>
-    </w:p>
-    <w:p>
-      <w:pPr>
-        <w:pStyle w:val="Compact"/>
-        <w:numPr>
-          <w:ilvl w:val="0"/>
-          <w:numId w:val="1001"/>
-        </w:numPr>
-      </w:pPr>
-      <w:r>
-        <w:t xml:space="preserve">Connected Work Zones (CWZ 1.0) feeds from CDOT, MassDOT, IDOT, and others</w:t>
-      </w:r>
-    </w:p>
-    <w:p>
-      <w:pPr>
-        <w:pStyle w:val="Compact"/>
-        <w:numPr>
-          <w:ilvl w:val="0"/>
-          <w:numId w:val="1001"/>
-        </w:numPr>
-      </w:pPr>
-      <w:r>
-        <w:t xml:space="preserve">Common Incident Format Specification (CIFS) via Eastern Transportation Coalition</w:t>
-      </w:r>
-    </w:p>
-    <w:p>
-      <w:pPr>
-        <w:pStyle w:val="Compact"/>
-        <w:numPr>
-          <w:ilvl w:val="0"/>
-          <w:numId w:val="1001"/>
-        </w:numPr>
-      </w:pPr>
-      <w:r>
-        <w:t xml:space="preserve">TMDD-derived state ATIS Application Programming Interfaces in the Iteris/iBi family</w:t>
-      </w:r>
-    </w:p>
-    <w:p>
-      <w:pPr>
-        <w:pStyle w:val="Compact"/>
-        <w:numPr>
-          <w:ilvl w:val="0"/>
-          <w:numId w:val="1001"/>
-        </w:numPr>
-      </w:pPr>
-      <w:r>
-        <w:t xml:space="preserve">MAASTO Truck Parking Information Management System (TPIMS) v2.2</w:t>
-      </w:r>
-    </w:p>
-    <w:p>
-      <w:pPr>
-        <w:pStyle w:val="Compact"/>
-        <w:numPr>
-          <w:ilvl w:val="0"/>
-          <w:numId w:val="1001"/>
-        </w:numPr>
-      </w:pPr>
-      <w:r>
-        <w:t xml:space="preserve">Federal feeds including the National Weather Service Alerts API, CBP Border Wait Times, and NPS Road Events</w:t>
-      </w:r>
-    </w:p>
-    <w:p>
-      <w:pPr>
-        <w:pStyle w:val="Compact"/>
-        <w:numPr>
-          <w:ilvl w:val="0"/>
-          <w:numId w:val="1001"/>
-        </w:numPr>
-      </w:pPr>
-      <w:r>
-        <w:t xml:space="preserve">Sub-state and international producers including the City of Austin, St. Charles County Missouri, Maricopa County, and Quebec City</w:t>
+        <w:t xml:space="preserve">The observations below are drawn from end-to-end integration covering the following surfaces:</w:t>
+      </w:r>
+    </w:p>
+    <w:p>
+      <w:pPr>
+        <w:pStyle w:val="BodyText"/>
+      </w:pPr>
+      <w:r>
+        <w:rPr>
+          <w:b/>
+          <w:bCs/>
+        </w:rPr>
+        <w:t xml:space="preserve">Federal and state real-time public feed ingestion.</w:t>
+      </w:r>
+      <w:r>
+        <w:t xml:space="preserve"> </w:t>
+      </w:r>
+      <w:r>
+        <w:t xml:space="preserve">Work Zone Data Exchange at versions 3.0 through 4.2 across approximately 39 state and sub-state producers; Connected Work Zones (CWZ 1.0); Common Incident Format Specification via the Eastern Transportation Coalition; TMDD-derived state ATIS APIs in the Iteris/iBi family; MAASTO Truck Parking Information Management System v2.2; National Weather Service Alerts; CBP Border Wait Times; NPS Road Events; and sub-state and international producers including the City of Austin, St. Charles County Missouri, Maricopa County, and Quebec City.</w:t>
+      </w:r>
+    </w:p>
+    <w:p>
+      <w:pPr>
+        <w:pStyle w:val="BodyText"/>
+      </w:pPr>
+      <w:r>
+        <w:rPr>
+          <w:b/>
+          <w:bCs/>
+        </w:rPr>
+        <w:t xml:space="preserve">Data quality measurement and grading.</w:t>
+      </w:r>
+      <w:r>
+        <w:t xml:space="preserve"> </w:t>
+      </w:r>
+      <w:r>
+        <w:t xml:space="preserve">A composite Data Quality Index applied across producers (accuracy, conformance, completeness, timeliness, governance, lifecycle hygiene); per-state and per-vendor leaderboards; per-event confidence scoring; coverage gap and feed-alignment analysis; cross-state event correlation; anomaly detection.</w:t>
+      </w:r>
+    </w:p>
+    <w:p>
+      <w:pPr>
+        <w:pStyle w:val="BodyText"/>
+      </w:pPr>
+      <w:r>
+        <w:rPr>
+          <w:b/>
+          <w:bCs/>
+        </w:rPr>
+        <w:t xml:space="preserve">Standards translation and provenance.</w:t>
+      </w:r>
+      <w:r>
+        <w:t xml:space="preserve"> </w:t>
+      </w:r>
+      <w:r>
+        <w:t xml:space="preserve">Crosswalks between WZDx, TMDD, CIFS, CWZ 1.0, SAE J2735, and Common Alerting Protocol; WZDx version upgrade tooling; per-event provenance and lineage tracking; geometry validation.</w:t>
+      </w:r>
+    </w:p>
+    <w:p>
+      <w:pPr>
+        <w:pStyle w:val="BodyText"/>
+      </w:pPr>
+      <w:r>
+        <w:rPr>
+          <w:b/>
+          <w:bCs/>
+        </w:rPr>
+        <w:t xml:space="preserve">Operations workflows.</w:t>
+      </w:r>
+      <w:r>
+        <w:t xml:space="preserve"> </w:t>
+      </w:r>
+      <w:r>
+        <w:t xml:space="preserve">Dynamic message sign authoring with template management and approval; multi-state closure approval with state-DOT review and audit log; pre-staged diversion routes with road-snapping; corridor situational-awareness briefings; corridor delay estimation; route optimization across active events.</w:t>
+      </w:r>
+    </w:p>
+    <w:p>
+      <w:pPr>
+        <w:pStyle w:val="BodyText"/>
+      </w:pPr>
+      <w:r>
+        <w:rPr>
+          <w:b/>
+          <w:bCs/>
+        </w:rPr>
+        <w:t xml:space="preserve">Compliance, regulatory, and permit tools.</w:t>
+      </w:r>
+      <w:r>
+        <w:t xml:space="preserve"> </w:t>
+      </w:r>
+      <w:r>
+        <w:t xml:space="preserve">IPAWS integration for road-impacting public alerts (active alerts, rules configuration, after-action review, compliance assessment); NASCO corridor regulations; state and corridor-level oversize/overweight permit-rule representation; bridge-clearance warnings.</w:t>
+      </w:r>
+    </w:p>
+    <w:p>
+      <w:pPr>
+        <w:pStyle w:val="BodyText"/>
+      </w:pPr>
+      <w:r>
+        <w:rPr>
+          <w:b/>
+          <w:bCs/>
+        </w:rPr>
+        <w:t xml:space="preserve">Predictive analytics and validation.</w:t>
+      </w:r>
+      <w:r>
+        <w:t xml:space="preserve"> </w:t>
+      </w:r>
+      <w:r>
+        <w:t xml:space="preserve">Event probability forecasting; truck-parking occupancy forecasting with calibration; corridor risk forecasting; equipment-failure forecasting; ground-truth dashboards comparing reported and observed conditions.</w:t>
+      </w:r>
+    </w:p>
+    <w:p>
+      <w:pPr>
+        <w:pStyle w:val="BodyText"/>
+      </w:pPr>
+      <w:r>
+        <w:rPr>
+          <w:b/>
+          <w:bCs/>
+        </w:rPr>
+        <w:t xml:space="preserve">Decision support and digital project delivery.</w:t>
+      </w:r>
+      <w:r>
+        <w:t xml:space="preserve"> </w:t>
+      </w:r>
+      <w:r>
+        <w:t xml:space="preserve">Asset and equipment health monitoring; ITS equipment inventory and proximity lookup; CADD model libraries; IFC/BIM model viewing in-context; digital infrastructure readiness assessment per state.</w:t>
+      </w:r>
+    </w:p>
+    <w:p>
+      <w:pPr>
+        <w:pStyle w:val="BodyText"/>
+      </w:pPr>
+      <w:r>
+        <w:rPr>
+          <w:b/>
+          <w:bCs/>
+        </w:rPr>
+        <w:t xml:space="preserve">Communications and coordination.</w:t>
+      </w:r>
+      <w:r>
+        <w:t xml:space="preserve"> </w:t>
+      </w:r>
+      <w:r>
+        <w:t xml:space="preserve">Operator-to-operator and state-to-state messaging; per-event annotation; calendar-based scheduling; activity timelines.</w:t>
+      </w:r>
+    </w:p>
+    <w:p>
+      <w:pPr>
+        <w:pStyle w:val="BodyText"/>
+      </w:pPr>
+      <w:r>
+        <w:rPr>
+          <w:b/>
+          <w:bCs/>
+        </w:rPr>
+        <w:t xml:space="preserve">Vendor transparency.</w:t>
+      </w:r>
+      <w:r>
+        <w:t xml:space="preserve"> </w:t>
+      </w:r>
+      <w:r>
+        <w:t xml:space="preserve">Vendor leaderboards, DQI head-to-head comparisons, per-vendor gap analysis, procurement contract and SLA tracking, cost-per-event analysis.</w:t>
+      </w:r>
+    </w:p>
+    <w:p>
+      <w:pPr>
+        <w:pStyle w:val="BodyText"/>
+      </w:pPr>
+      <w:r>
+        <w:rPr>
+          <w:b/>
+          <w:bCs/>
+        </w:rPr>
+        <w:t xml:space="preserve">Cross-cutting engineering patterns.</w:t>
+      </w:r>
+      <w:r>
+        <w:t xml:space="preserve"> </w:t>
+      </w:r>
+      <w:r>
+        <w:t xml:space="preserve">OSRM road-snapping for routing; polyline-encoded geometry transport; caching with TTLs aligned to upstream update cadence; in-flight request dedupe; schema-drift tolerance.</w:t>
+      </w:r>
+    </w:p>
+    <w:p>
+      <w:pPr>
+        <w:pStyle w:val="BodyText"/>
+      </w:pPr>
+      <w:r>
+        <w:t xml:space="preserve">End-to-end means: source identification, fetch, schema parsing, conformance checking, normalization to a common event model, cross-feed joining, operational presentation, and observation over time. This depth of engagement surfaces interoperability problems that are not visible from specification documents or from federal feed registries alone.</w:t>
+      </w:r>
+    </w:p>
+    <w:p>
+      <w:pPr>
+        <w:pStyle w:val="BodyText"/>
+      </w:pPr>
+      <w:r>
+        <w:t xml:space="preserve">A companion inventory document enumerates the surfaces in greater detail and is available on request.</w:t>
+      </w:r>
+    </w:p>
+    <w:bookmarkEnd w:id="11"/>
+    <w:bookmarkStart w:id="19" w:name="X150c8500355d074f9872776a9635c8ba0c28576"/>
+    <w:p>
+      <w:pPr>
+        <w:pStyle w:val="Heading2"/>
+      </w:pPr>
+      <w:r>
+        <w:t xml:space="preserve">3. Findings and Federal Research Recommendations</w:t>
       </w:r>
     </w:p>
     <w:p>
@@ -276,26 +398,16 @@
         <w:pStyle w:val="FirstParagraph"/>
       </w:pPr>
       <w:r>
-        <w:t xml:space="preserve">End-to-end means: source identification, fetch, schema parsing, conformance checking, normalization to a common event model, cross-feed joining, and operational use over time. This is the level of engagement at which interoperability problems become observable that are not visible from specification documents or from the federal feed registries alone.</w:t>
-      </w:r>
-    </w:p>
-    <w:bookmarkEnd w:id="11"/>
-    <w:bookmarkStart w:id="16" w:name="X150c8500355d074f9872776a9635c8ba0c28576"/>
-    <w:p>
-      <w:pPr>
-        <w:pStyle w:val="Heading2"/>
-      </w:pPr>
-      <w:r>
-        <w:t xml:space="preserve">3. Findings and Federal Research Recommendations</w:t>
-      </w:r>
-    </w:p>
-    <w:bookmarkStart w:id="13" w:name="X593bab5f5d76fb66fc64332a56349fd4394d408"/>
+        <w:t xml:space="preserve">The eighteen research-investment recommendations below are organized into six clusters. They are inputs intended for the Committee’s consideration; they do not require any specific action by any agency.</w:t>
+      </w:r>
+    </w:p>
+    <w:bookmarkStart w:id="13" w:name="Xb6b82ce060bd8323b113ea9c616dd78860230e6"/>
     <w:p>
       <w:pPr>
         <w:pStyle w:val="Heading3"/>
       </w:pPr>
       <w:r>
-        <w:t xml:space="preserve">Finding 1: Interoperability cannot be assumed at the present state of practice; it must be measured.</w:t>
+        <w:t xml:space="preserve">3.A Feeds, Standards, and Interoperability Measurement</w:t>
       </w:r>
     </w:p>
     <w:p>
@@ -303,27 +415,17 @@
         <w:pStyle w:val="FirstParagraph"/>
       </w:pPr>
       <w:r>
-        <w:t xml:space="preserve">The Committee’s Recommendation 5 calls for the Federal Highway Administration to elevate Turner-Fairbank’s role in advancing digital infrastructure and data systems. The benefit case for that elevation is contingent on the feeds themselves being observably interoperable, and that condition is not currently met.</w:t>
-      </w:r>
-    </w:p>
-    <w:p>
-      <w:pPr>
-        <w:pStyle w:val="BodyText"/>
-      </w:pPr>
-      <w:r>
-        <w:t xml:space="preserve">Empirical observations:</w:t>
-      </w:r>
-    </w:p>
-    <w:p>
-      <w:pPr>
-        <w:pStyle w:val="Compact"/>
-        <w:numPr>
-          <w:ilvl w:val="0"/>
-          <w:numId w:val="1002"/>
-        </w:numPr>
-      </w:pPr>
-      <w:r>
-        <w:t xml:space="preserve">As of May 2026, approximately twenty-one state DOTs publish no public Work Zone Data Exchange feed of any kind, verified against the USDOT WZDx Feed Registry.</w:t>
+        <w:rPr>
+          <w:b/>
+          <w:bCs/>
+        </w:rPr>
+        <w:t xml:space="preserve">(1) Measurement-of-Interoperability Research.</w:t>
+      </w:r>
+      <w:r>
+        <w:t xml:space="preserve"> </w:t>
+      </w:r>
+      <w:r>
+        <w:t xml:space="preserve">Approximately twenty-one states publish no public Work Zone Data Exchange feed of any kind, verified against the USDOT WZDx Feed Registry.</w:t>
       </w:r>
       <w:r>
         <w:rPr>
@@ -335,31 +437,169 @@
         <w:t xml:space="preserve"> </w:t>
       </w:r>
       <w:r>
-        <w:t xml:space="preserve">For those jurisdictions, statewide real-time work-zone data is not available to downstream consumers through any public channel.</w:t>
-      </w:r>
-    </w:p>
-    <w:p>
-      <w:pPr>
-        <w:pStyle w:val="Compact"/>
-        <w:numPr>
-          <w:ilvl w:val="0"/>
-          <w:numId w:val="1002"/>
-        </w:numPr>
-      </w:pPr>
-      <w:r>
-        <w:t xml:space="preserve">Among the states that do publish, conformance and quality variance is significant. Independent integration encounters feeds that ship invalid GeoJSON, feeds with expired TLS certificates, fields populated inconsistently from one state to the next, and lifecycle conventions that diverge from the published specification.</w:t>
-      </w:r>
-    </w:p>
-    <w:p>
-      <w:pPr>
-        <w:pStyle w:val="Compact"/>
-        <w:numPr>
-          <w:ilvl w:val="0"/>
-          <w:numId w:val="1002"/>
-        </w:numPr>
-      </w:pPr>
-      <w:r>
-        <w:t xml:space="preserve">No federal research program presently characterizes this variance publicly. The WZDx Feed Registry is a directory of feed locations, not a measurement of feed conformance, quality, or interoperability.</w:t>
+        <w:t xml:space="preserve">Among states that do publish, conformance and quality variance is significant — invalid GeoJSON, expired TLS certificates, inconsistent field population, divergent lifecycle conventions. No federal research program publicly characterizes this variance.</w:t>
+      </w:r>
+      <w:r>
+        <w:t xml:space="preserve"> </w:t>
+      </w:r>
+      <w:r>
+        <w:rPr>
+          <w:b/>
+          <w:bCs/>
+        </w:rPr>
+        <w:t xml:space="preserve">Recommendation:</w:t>
+      </w:r>
+      <w:r>
+        <w:t xml:space="preserve"> </w:t>
+      </w:r>
+      <w:r>
+        <w:t xml:space="preserve">FHWA RD&amp;T fund a sustained measurement-of-interoperability research program covering major public digital infrastructure feeds, with open methodology and public per-producer results.</w:t>
+      </w:r>
+    </w:p>
+    <w:p>
+      <w:pPr>
+        <w:pStyle w:val="BodyText"/>
+      </w:pPr>
+      <w:r>
+        <w:rPr>
+          <w:b/>
+          <w:bCs/>
+        </w:rPr>
+        <w:t xml:space="preserve">(2) Authoritative Cross-Specification Crosswalk Research.</w:t>
+      </w:r>
+      <w:r>
+        <w:t xml:space="preserve"> </w:t>
+      </w:r>
+      <w:r>
+        <w:t xml:space="preserve">The dominant integration cost across the practitioner community is translation among WZDx, TMDD, CIFS, CWZ 1.0, SAE J2735, and Common Alerting Protocol. Every consumer reinvents these mappings and they diverge silently.</w:t>
+      </w:r>
+      <w:r>
+        <w:t xml:space="preserve"> </w:t>
+      </w:r>
+      <w:r>
+        <w:rPr>
+          <w:b/>
+          <w:bCs/>
+        </w:rPr>
+        <w:t xml:space="preserve">Recommendation:</w:t>
+      </w:r>
+      <w:r>
+        <w:t xml:space="preserve"> </w:t>
+      </w:r>
+      <w:r>
+        <w:t xml:space="preserve">FHWA RD&amp;T, in coordination with relevant standards bodies, fund research producing authoritative reference crosswalks and at least one open-source reference normalization implementation.</w:t>
+      </w:r>
+    </w:p>
+    <w:p>
+      <w:pPr>
+        <w:pStyle w:val="BodyText"/>
+      </w:pPr>
+      <w:r>
+        <w:rPr>
+          <w:b/>
+          <w:bCs/>
+        </w:rPr>
+        <w:t xml:space="preserve">(3) Sub-State and Regional Digital Infrastructure Layer Research.</w:t>
+      </w:r>
+      <w:r>
+        <w:t xml:space="preserve"> </w:t>
+      </w:r>
+      <w:r>
+        <w:t xml:space="preserve">Sub-state and regional public-sector producers contribute materially to national coverage (City of Austin, St. Charles County, Maricopa County, Quebec City), and in some jurisdictions overlap incompatibly with state-level feeds (PennDOT vs. PA Turnpike; IDOT vs. Illinois Tollway vs. City of Chicago).</w:t>
+      </w:r>
+      <w:r>
+        <w:t xml:space="preserve"> </w:t>
+      </w:r>
+      <w:r>
+        <w:rPr>
+          <w:b/>
+          <w:bCs/>
+        </w:rPr>
+        <w:t xml:space="preserve">Recommendation:</w:t>
+      </w:r>
+      <w:r>
+        <w:t xml:space="preserve"> </w:t>
+      </w:r>
+      <w:r>
+        <w:t xml:space="preserve">FHWA RD&amp;T jointly with NCHRP fund research characterizing prevalence, conformance, overlap, and harmonization levers in this layer.</w:t>
+      </w:r>
+    </w:p>
+    <w:p>
+      <w:pPr>
+        <w:pStyle w:val="BodyText"/>
+      </w:pPr>
+      <w:r>
+        <w:rPr>
+          <w:b/>
+          <w:bCs/>
+        </w:rPr>
+        <w:t xml:space="preserve">(4) Non-WZDx Federal-Partner Feed Integration Patterns Research.</w:t>
+      </w:r>
+      <w:r>
+        <w:t xml:space="preserve"> </w:t>
+      </w:r>
+      <w:r>
+        <w:t xml:space="preserve">NWS Alerts, CBP Border Wait Times, NPS Road Events, and IPAWS exist independently with no canonical guidance on fusion with state work-zone and incident data.</w:t>
+      </w:r>
+      <w:r>
+        <w:t xml:space="preserve"> </w:t>
+      </w:r>
+      <w:r>
+        <w:rPr>
+          <w:b/>
+          <w:bCs/>
+        </w:rPr>
+        <w:t xml:space="preserve">Recommendation:</w:t>
+      </w:r>
+      <w:r>
+        <w:t xml:space="preserve"> </w:t>
+      </w:r>
+      <w:r>
+        <w:t xml:space="preserve">FHWA RD&amp;T, in coordination with FEMA, NWS, and CBP, fund research producing a reference architecture for federal-partner feed integration.</w:t>
+      </w:r>
+    </w:p>
+    <w:p>
+      <w:pPr>
+        <w:pStyle w:val="BodyText"/>
+      </w:pPr>
+      <w:r>
+        <w:rPr>
+          <w:b/>
+          <w:bCs/>
+        </w:rPr>
+        <w:t xml:space="preserve">(5) Provenance and Lineage Standards Research.</w:t>
+      </w:r>
+      <w:r>
+        <w:t xml:space="preserve"> </w:t>
+      </w:r>
+      <w:r>
+        <w:t xml:space="preserve">Cross-feed and cross-vendor data fusion is currently not auditable because no provenance standard exists for which feed contributed which attribute.</w:t>
+      </w:r>
+      <w:r>
+        <w:t xml:space="preserve"> </w:t>
+      </w:r>
+      <w:r>
+        <w:rPr>
+          <w:b/>
+          <w:bCs/>
+        </w:rPr>
+        <w:t xml:space="preserve">Recommendation:</w:t>
+      </w:r>
+      <w:r>
+        <w:t xml:space="preserve"> </w:t>
+      </w:r>
+      <w:r>
+        <w:t xml:space="preserve">TRB Cooperative Research Program fund research producing a provenance schema and reference implementation.</w:t>
+      </w:r>
+    </w:p>
+    <w:bookmarkEnd w:id="13"/>
+    <w:bookmarkStart w:id="14" w:name="Xf9872e6d388663aaf89995bbbdee11f5cc1c76a"/>
+    <w:p>
+      <w:pPr>
+        <w:pStyle w:val="Heading3"/>
+      </w:pPr>
+      <w:r>
+        <w:t xml:space="preserve">3.B Data Quality, Measurement, and Validation</w:t>
       </w:r>
     </w:p>
     <w:p>
@@ -371,23 +611,107 @@
           <w:b/>
           <w:bCs/>
         </w:rPr>
-        <w:t xml:space="preserve">Recommended federal research investment:</w:t>
-      </w:r>
-      <w:r>
-        <w:t xml:space="preserve"> </w:t>
-      </w:r>
-      <w:r>
-        <w:t xml:space="preserve">That FHWA RD&amp;T fund and conduct a sustained measurement-of-interoperability research program covering the major public digital infrastructure feeds — WZDx, CWZ, CIFS, TMDD-derived state APIs, and federal partner feeds. The program’s methodology should be open and its results public, with the goal of giving states, practitioners, and the federal program itself an empirical view of whether interoperability investments are paying off. This is the cross-cutting, national-scope research role that decentralized partners cannot fill for themselves, consistent with the Letter Report’s Conclusion 3.</w:t>
-      </w:r>
-    </w:p>
-    <w:bookmarkEnd w:id="13"/>
-    <w:bookmarkStart w:id="14" w:name="X29f60abb0e8f538a244ffa1d7681f685422fbc3"/>
+        <w:t xml:space="preserve">(6) Standardized Data Quality Index Methodology Research.</w:t>
+      </w:r>
+      <w:r>
+        <w:t xml:space="preserve"> </w:t>
+      </w:r>
+      <w:r>
+        <w:t xml:space="preserve">Every quality-grading initiative currently invents its own dimensions, weights, and scales.</w:t>
+      </w:r>
+      <w:r>
+        <w:t xml:space="preserve"> </w:t>
+      </w:r>
+      <w:r>
+        <w:rPr>
+          <w:b/>
+          <w:bCs/>
+        </w:rPr>
+        <w:t xml:space="preserve">Recommendation:</w:t>
+      </w:r>
+      <w:r>
+        <w:t xml:space="preserve"> </w:t>
+      </w:r>
+      <w:r>
+        <w:t xml:space="preserve">FHWA RD&amp;T fund methodology research producing a standard, open Data Quality Index applicable across transportation feed types, with versioning.</w:t>
+      </w:r>
+    </w:p>
+    <w:p>
+      <w:pPr>
+        <w:pStyle w:val="BodyText"/>
+      </w:pPr>
+      <w:r>
+        <w:rPr>
+          <w:b/>
+          <w:bCs/>
+        </w:rPr>
+        <w:t xml:space="preserve">(7) Ground Truth and Predictive Model Validation Research.</w:t>
+      </w:r>
+      <w:r>
+        <w:t xml:space="preserve"> </w:t>
+      </w:r>
+      <w:r>
+        <w:t xml:space="preserve">Predictive analytics are deployed broadly in transportation operations without standard validation protocols.</w:t>
+      </w:r>
+      <w:r>
+        <w:t xml:space="preserve"> </w:t>
+      </w:r>
+      <w:r>
+        <w:rPr>
+          <w:b/>
+          <w:bCs/>
+        </w:rPr>
+        <w:t xml:space="preserve">Recommendation:</w:t>
+      </w:r>
+      <w:r>
+        <w:t xml:space="preserve"> </w:t>
+      </w:r>
+      <w:r>
+        <w:t xml:space="preserve">FHWA RD&amp;T and NCHRP fund research producing ground-truth protocols and reference validation datasets for incident, parking, delay, and equipment-health prediction.</w:t>
+      </w:r>
+    </w:p>
+    <w:p>
+      <w:pPr>
+        <w:pStyle w:val="BodyText"/>
+      </w:pPr>
+      <w:r>
+        <w:rPr>
+          <w:b/>
+          <w:bCs/>
+        </w:rPr>
+        <w:t xml:space="preserve">(8) Coverage Gap and Cross-State Correlation Research.</w:t>
+      </w:r>
+      <w:r>
+        <w:t xml:space="preserve"> </w:t>
+      </w:r>
+      <w:r>
+        <w:t xml:space="preserve">No federally-curated view of where the national event picture is incomplete currently exists.</w:t>
+      </w:r>
+      <w:r>
+        <w:t xml:space="preserve"> </w:t>
+      </w:r>
+      <w:r>
+        <w:rPr>
+          <w:b/>
+          <w:bCs/>
+        </w:rPr>
+        <w:t xml:space="preserve">Recommendation:</w:t>
+      </w:r>
+      <w:r>
+        <w:t xml:space="preserve"> </w:t>
+      </w:r>
+      <w:r>
+        <w:t xml:space="preserve">FHWA RD&amp;T fund research producing methodology and ongoing public coverage assessment.</w:t>
+      </w:r>
+    </w:p>
+    <w:bookmarkEnd w:id="14"/>
+    <w:bookmarkStart w:id="15" w:name="c-operations-workflows-and-coordination"/>
     <w:p>
       <w:pPr>
         <w:pStyle w:val="Heading3"/>
       </w:pPr>
       <w:r>
-        <w:t xml:space="preserve">Finding 2: The dominant integration cost is translation among standards, not the standards themselves.</w:t>
+        <w:t xml:space="preserve">3.C Operations Workflows and Coordination</w:t>
       </w:r>
     </w:p>
     <w:p>
@@ -395,87 +719,111 @@
         <w:pStyle w:val="FirstParagraph"/>
       </w:pPr>
       <w:r>
-        <w:t xml:space="preserve">The interoperability friction encountered most frequently in practice is not deficiency within any single specification. It is the absence of authoritative crosswalks between the specifications consumers must integrate together. Every operations dashboard, every traveler information consumer, and every multi-state research project performs substantially the same translation work independently.</w:t>
-      </w:r>
-    </w:p>
-    <w:p>
-      <w:pPr>
-        <w:pStyle w:val="BodyText"/>
-      </w:pPr>
-      <w:r>
-        <w:t xml:space="preserve">Examples of friction points repeatedly observed:</w:t>
-      </w:r>
-    </w:p>
-    <w:p>
-      <w:pPr>
-        <w:pStyle w:val="Compact"/>
-        <w:numPr>
-          <w:ilvl w:val="0"/>
-          <w:numId w:val="1003"/>
-        </w:numPr>
-      </w:pPr>
-      <w:r>
-        <w:t xml:space="preserve">Event-type vocabularies in Work Zone Data Exchange, TMDD, CIFS, and SAE J2735 each define overlapping but non-identical event taxonomies</w:t>
-      </w:r>
-    </w:p>
-    <w:p>
-      <w:pPr>
-        <w:pStyle w:val="Compact"/>
-        <w:numPr>
-          <w:ilvl w:val="0"/>
-          <w:numId w:val="1003"/>
-        </w:numPr>
-      </w:pPr>
-      <w:r>
-        <w:t xml:space="preserve">Severity scales differ across specifications — Work Zone Data Exchange has no severity dimension at all, CIFS uses four levels, TMDD has its own scheme, and the National Weather Service uses Common Alerting Protocol</w:t>
-      </w:r>
-    </w:p>
-    <w:p>
-      <w:pPr>
-        <w:pStyle w:val="Compact"/>
-        <w:numPr>
-          <w:ilvl w:val="0"/>
-          <w:numId w:val="1003"/>
-        </w:numPr>
-      </w:pPr>
-      <w:r>
-        <w:t xml:space="preserve">Lifecycle conventions diverge, such that an event marked</w:t>
-      </w:r>
-      <w:r>
-        <w:t xml:space="preserve"> </w:t>
-      </w:r>
-      <w:r>
-        <w:t xml:space="preserve">“closed”</w:t>
-      </w:r>
-      <w:r>
-        <w:t xml:space="preserve"> </w:t>
-      </w:r>
-      <w:r>
-        <w:t xml:space="preserve">in one specification may be</w:t>
-      </w:r>
-      <w:r>
-        <w:t xml:space="preserve"> </w:t>
-      </w:r>
-      <w:r>
-        <w:t xml:space="preserve">“completed”</w:t>
-      </w:r>
-      <w:r>
-        <w:t xml:space="preserve"> </w:t>
-      </w:r>
-      <w:r>
-        <w:t xml:space="preserve">in another and</w:t>
-      </w:r>
-      <w:r>
-        <w:t xml:space="preserve"> </w:t>
-      </w:r>
-      <w:r>
-        <w:t xml:space="preserve">“archived”</w:t>
-      </w:r>
-      <w:r>
-        <w:t xml:space="preserve"> </w:t>
-      </w:r>
-      <w:r>
-        <w:t xml:space="preserve">in a third</w:t>
+        <w:rPr>
+          <w:b/>
+          <w:bCs/>
+        </w:rPr>
+        <w:t xml:space="preserve">(9) Multi-State Closure Approval and Diversion Coordination Research.</w:t>
+      </w:r>
+      <w:r>
+        <w:t xml:space="preserve"> </w:t>
+      </w:r>
+      <w:r>
+        <w:t xml:space="preserve">Multi-state closures and diversions today coordinate ad hoc despite the demonstrably national nature of freight corridor closures.</w:t>
+      </w:r>
+      <w:r>
+        <w:t xml:space="preserve"> </w:t>
+      </w:r>
+      <w:r>
+        <w:rPr>
+          <w:b/>
+          <w:bCs/>
+        </w:rPr>
+        <w:t xml:space="preserve">Recommendation:</w:t>
+      </w:r>
+      <w:r>
+        <w:t xml:space="preserve"> </w:t>
+      </w:r>
+      <w:r>
+        <w:t xml:space="preserve">FHWA RD&amp;T, with AASHTO, fund research producing a reference coordination protocol and supporting data-exchange specification.</w:t>
+      </w:r>
+    </w:p>
+    <w:p>
+      <w:pPr>
+        <w:pStyle w:val="BodyText"/>
+      </w:pPr>
+      <w:r>
+        <w:rPr>
+          <w:b/>
+          <w:bCs/>
+        </w:rPr>
+        <w:t xml:space="preserve">(10) DMS Messaging Conformance and Effectiveness Research.</w:t>
+      </w:r>
+      <w:r>
+        <w:t xml:space="preserve"> </w:t>
+      </w:r>
+      <w:r>
+        <w:t xml:space="preserve">Cross-state DMS message inconsistency for the same incident type is well-known anecdotally but not systematically characterized.</w:t>
+      </w:r>
+      <w:r>
+        <w:t xml:space="preserve"> </w:t>
+      </w:r>
+      <w:r>
+        <w:rPr>
+          <w:b/>
+          <w:bCs/>
+        </w:rPr>
+        <w:t xml:space="preserve">Recommendation:</w:t>
+      </w:r>
+      <w:r>
+        <w:t xml:space="preserve"> </w:t>
+      </w:r>
+      <w:r>
+        <w:t xml:space="preserve">FHWA RD&amp;T fund effectiveness research and produce a recommended message-pattern library.</w:t>
+      </w:r>
+    </w:p>
+    <w:p>
+      <w:pPr>
+        <w:pStyle w:val="BodyText"/>
+      </w:pPr>
+      <w:r>
+        <w:rPr>
+          <w:b/>
+          <w:bCs/>
+        </w:rPr>
+        <w:t xml:space="preserve">(11) Truck-Parking Sensor Data Quality Research.</w:t>
+      </w:r>
+      <w:r>
+        <w:t xml:space="preserve"> </w:t>
+      </w:r>
+      <w:r>
+        <w:t xml:space="preserve">Protocol-level coordination through MAASTO is mature; the limiting factor on impact is sensor-level data quality, with a substantial portion of Illinois sites currently self-flagging as untrusted.</w:t>
+      </w:r>
+      <w:r>
+        <w:t xml:space="preserve"> </w:t>
+      </w:r>
+      <w:r>
+        <w:rPr>
+          <w:b/>
+          <w:bCs/>
+        </w:rPr>
+        <w:t xml:space="preserve">Recommendation:</w:t>
+      </w:r>
+      <w:r>
+        <w:t xml:space="preserve"> </w:t>
+      </w:r>
+      <w:r>
+        <w:t xml:space="preserve">FHWA RD&amp;T and TFHRC fund sensor reliability research and produce a calibration methodology.</w:t>
+      </w:r>
+    </w:p>
+    <w:bookmarkEnd w:id="15"/>
+    <w:bookmarkStart w:id="16" w:name="Xf1888bde14469381efa1cc7f40cac1720cf8c69"/>
+    <w:p>
+      <w:pPr>
+        <w:pStyle w:val="Heading3"/>
+      </w:pPr>
+      <w:r>
+        <w:t xml:space="preserve">3.D Compliance, Regulatory, and Permit Interoperability</w:t>
       </w:r>
     </w:p>
     <w:p>
@@ -483,35 +831,111 @@
         <w:pStyle w:val="FirstParagraph"/>
       </w:pPr>
       <w:r>
-        <w:t xml:space="preserve">The cost of this fragmentation is borne silently by every multi-state integrator and degrades the comparability of multi-state analyses in ways that are difficult to detect after the fact.</w:t>
-      </w:r>
-    </w:p>
-    <w:p>
-      <w:pPr>
-        <w:pStyle w:val="BodyText"/>
-      </w:pPr>
-      <w:r>
-        <w:rPr>
-          <w:b/>
-          <w:bCs/>
-        </w:rPr>
-        <w:t xml:space="preserve">Recommended federal research investment:</w:t>
-      </w:r>
-      <w:r>
-        <w:t xml:space="preserve"> </w:t>
-      </w:r>
-      <w:r>
-        <w:t xml:space="preserve">That FHWA RD&amp;T, in coordination with the appropriate standards bodies, fund research producing (a) authoritative reference crosswalks between WZDx, TMDD, CIFS, CWZ 1.0, SAE J2735, and Common Alerting Protocol, and (b) at least one open-source reference normalization implementation that the practitioner community can converge upon. The output is research output — a specification and a reference — and does not require any agency to procure any product.</w:t>
-      </w:r>
-    </w:p>
-    <w:bookmarkEnd w:id="14"/>
-    <w:bookmarkStart w:id="15" w:name="X41d8f3699eb5c38152fc5307894abd281a202ea"/>
+        <w:rPr>
+          <w:b/>
+          <w:bCs/>
+        </w:rPr>
+        <w:t xml:space="preserve">(12) IPAWS Road-Impact Authoring Conformance Research.</w:t>
+      </w:r>
+      <w:r>
+        <w:t xml:space="preserve"> </w:t>
+      </w:r>
+      <w:r>
+        <w:t xml:space="preserve">IPAWS is a federal capability state DOTs use unevenly; no research characterizes the variance or operator-side friction.</w:t>
+      </w:r>
+      <w:r>
+        <w:t xml:space="preserve"> </w:t>
+      </w:r>
+      <w:r>
+        <w:rPr>
+          <w:b/>
+          <w:bCs/>
+        </w:rPr>
+        <w:t xml:space="preserve">Recommendation:</w:t>
+      </w:r>
+      <w:r>
+        <w:t xml:space="preserve"> </w:t>
+      </w:r>
+      <w:r>
+        <w:t xml:space="preserve">FHWA RD&amp;T, with FEMA IPAWS Program Office, fund conformance methodology and per-state assessment.</w:t>
+      </w:r>
+    </w:p>
+    <w:p>
+      <w:pPr>
+        <w:pStyle w:val="BodyText"/>
+      </w:pPr>
+      <w:r>
+        <w:rPr>
+          <w:b/>
+          <w:bCs/>
+        </w:rPr>
+        <w:t xml:space="preserve">(13) OS/OW Permit-Rule Interoperability Research.</w:t>
+      </w:r>
+      <w:r>
+        <w:t xml:space="preserve"> </w:t>
+      </w:r>
+      <w:r>
+        <w:t xml:space="preserve">State-by-state permit-rule encoding remains inconsistent in structure, vocabulary, and exchange format.</w:t>
+      </w:r>
+      <w:r>
+        <w:t xml:space="preserve"> </w:t>
+      </w:r>
+      <w:r>
+        <w:rPr>
+          <w:b/>
+          <w:bCs/>
+        </w:rPr>
+        <w:t xml:space="preserve">Recommendation:</w:t>
+      </w:r>
+      <w:r>
+        <w:t xml:space="preserve"> </w:t>
+      </w:r>
+      <w:r>
+        <w:t xml:space="preserve">FHWA RD&amp;T, with NASCO and AASHTO, fund research producing a permit-rule data model and exchange specification.</w:t>
+      </w:r>
+    </w:p>
+    <w:p>
+      <w:pPr>
+        <w:pStyle w:val="BodyText"/>
+      </w:pPr>
+      <w:r>
+        <w:rPr>
+          <w:b/>
+          <w:bCs/>
+        </w:rPr>
+        <w:t xml:space="preserve">(14) Bridge-Clearance and Restriction Data Interoperability Research.</w:t>
+      </w:r>
+      <w:r>
+        <w:t xml:space="preserve"> </w:t>
+      </w:r>
+      <w:r>
+        <w:t xml:space="preserve">Bridge clearance data is heterogeneous across states; over-height-vehicle routing fails because of it.</w:t>
+      </w:r>
+      <w:r>
+        <w:t xml:space="preserve"> </w:t>
+      </w:r>
+      <w:r>
+        <w:rPr>
+          <w:b/>
+          <w:bCs/>
+        </w:rPr>
+        <w:t xml:space="preserve">Recommendation:</w:t>
+      </w:r>
+      <w:r>
+        <w:t xml:space="preserve"> </w:t>
+      </w:r>
+      <w:r>
+        <w:t xml:space="preserve">FHWA RD&amp;T, with AASHTO Bridges, fund research producing a standard exchange format.</w:t>
+      </w:r>
+    </w:p>
+    <w:bookmarkEnd w:id="16"/>
+    <w:bookmarkStart w:id="17" w:name="e-decision-support-and-asset-management"/>
     <w:p>
       <w:pPr>
         <w:pStyle w:val="Heading3"/>
       </w:pPr>
       <w:r>
-        <w:t xml:space="preserve">Finding 3: The sub-state and regional layer of digital infrastructure is materially significant and currently un-researched.</w:t>
+        <w:t xml:space="preserve">3.E Decision Support and Asset Management</w:t>
       </w:r>
     </w:p>
     <w:p>
@@ -519,79 +943,89 @@
         <w:pStyle w:val="FirstParagraph"/>
       </w:pPr>
       <w:r>
-        <w:t xml:space="preserve">A consistent observation from feed cataloging is that sub-state and regional public-sector producers contribute materially to national coverage in ways the WZDx Feed Registry does not fully reflect:</w:t>
-      </w:r>
-    </w:p>
-    <w:p>
-      <w:pPr>
-        <w:pStyle w:val="Compact"/>
-        <w:numPr>
-          <w:ilvl w:val="0"/>
-          <w:numId w:val="1004"/>
-        </w:numPr>
-      </w:pPr>
-      <w:r>
-        <w:t xml:space="preserve">The City of Austin publishes a Work Zone Data Exchange feed at v4.2 covering urban arterials the Texas Department of Transportation statewide feed does not include</w:t>
-      </w:r>
-    </w:p>
-    <w:p>
-      <w:pPr>
-        <w:pStyle w:val="Compact"/>
-        <w:numPr>
-          <w:ilvl w:val="0"/>
-          <w:numId w:val="1004"/>
-        </w:numPr>
-      </w:pPr>
-      <w:r>
-        <w:t xml:space="preserve">St. Charles County, Missouri publishes a regional Work Zone Data Exchange feed covering the Interstate 70 corridor west of St. Louis</w:t>
-      </w:r>
-    </w:p>
-    <w:p>
-      <w:pPr>
-        <w:pStyle w:val="Compact"/>
-        <w:numPr>
-          <w:ilvl w:val="0"/>
-          <w:numId w:val="1004"/>
-        </w:numPr>
-      </w:pPr>
-      <w:r>
-        <w:t xml:space="preserve">Maricopa County DOT is the only Work Zone Data Exchange producer for the entire state of Arizona at present</w:t>
-      </w:r>
-    </w:p>
-    <w:p>
-      <w:pPr>
-        <w:pStyle w:val="Compact"/>
-        <w:numPr>
-          <w:ilvl w:val="0"/>
-          <w:numId w:val="1004"/>
-        </w:numPr>
-      </w:pPr>
-      <w:r>
-        <w:t xml:space="preserve">Quebec City publishes Work Zone Data Exchange v3.1, providing international consistency for Northeast freight planning</w:t>
-      </w:r>
-    </w:p>
-    <w:p>
-      <w:pPr>
-        <w:pStyle w:val="Compact"/>
-        <w:numPr>
-          <w:ilvl w:val="0"/>
-          <w:numId w:val="1004"/>
-        </w:numPr>
-      </w:pPr>
-      <w:r>
-        <w:t xml:space="preserve">In some jurisdictions, sub-state feeds overlap incompatibly with state-level feeds — observed cases include Pennsylvania (PennDOT versus PA Turnpike), Illinois (IDOT versus Illinois Tollway versus the City of Chicago), and the Minneapolis-St. Paul metropolitan area</w:t>
-      </w:r>
-    </w:p>
-    <w:p>
-      <w:pPr>
-        <w:pStyle w:val="Compact"/>
-        <w:numPr>
-          <w:ilvl w:val="0"/>
-          <w:numId w:val="1004"/>
-        </w:numPr>
-      </w:pPr>
-      <w:r>
-        <w:t xml:space="preserve">The Indiana Department of Transportation publishes a public truck parking feed that does not conform to the MAASTO TPIMS v2.2 schema — there is no current research mechanism for diagnosing or addressing the divergence</w:t>
+        <w:rPr>
+          <w:b/>
+          <w:bCs/>
+        </w:rPr>
+        <w:t xml:space="preserve">(15) Asset Health and ITS Equipment Status Interoperability Research.</w:t>
+      </w:r>
+      <w:r>
+        <w:t xml:space="preserve"> </w:t>
+      </w:r>
+      <w:r>
+        <w:t xml:space="preserve">Asset health data exists per-state with no exchange standard.</w:t>
+      </w:r>
+      <w:r>
+        <w:t xml:space="preserve"> </w:t>
+      </w:r>
+      <w:r>
+        <w:rPr>
+          <w:b/>
+          <w:bCs/>
+        </w:rPr>
+        <w:t xml:space="preserve">Recommendation:</w:t>
+      </w:r>
+      <w:r>
+        <w:t xml:space="preserve"> </w:t>
+      </w:r>
+      <w:r>
+        <w:t xml:space="preserve">FHWA RD&amp;T and TFHRC operations lab fund research producing an equipment status schema and reference implementation.</w:t>
+      </w:r>
+    </w:p>
+    <w:p>
+      <w:pPr>
+        <w:pStyle w:val="BodyText"/>
+      </w:pPr>
+      <w:r>
+        <w:rPr>
+          <w:b/>
+          <w:bCs/>
+        </w:rPr>
+        <w:t xml:space="preserve">(16) Digital Project Delivery / IFC-BIM Transportation Profile Research.</w:t>
+      </w:r>
+      <w:r>
+        <w:t xml:space="preserve"> </w:t>
+      </w:r>
+      <w:r>
+        <w:t xml:space="preserve">IFC was designed for vertical construction; transportation digital project delivery uses it inconsistently. The Letter Report’s reference to</w:t>
+      </w:r>
+      <w:r>
+        <w:t xml:space="preserve"> </w:t>
+      </w:r>
+      <w:r>
+        <w:t xml:space="preserve">“accelerating delivery of highway projects”</w:t>
+      </w:r>
+      <w:r>
+        <w:t xml:space="preserve"> </w:t>
+      </w:r>
+      <w:r>
+        <w:t xml:space="preserve">depends on this profile existing.</w:t>
+      </w:r>
+      <w:r>
+        <w:t xml:space="preserve"> </w:t>
+      </w:r>
+      <w:r>
+        <w:rPr>
+          <w:b/>
+          <w:bCs/>
+        </w:rPr>
+        <w:t xml:space="preserve">Recommendation:</w:t>
+      </w:r>
+      <w:r>
+        <w:t xml:space="preserve"> </w:t>
+      </w:r>
+      <w:r>
+        <w:t xml:space="preserve">TFHRC infrastructure RD&amp;T fund research producing a transportation IFC profile and reference exchange tooling.</w:t>
+      </w:r>
+    </w:p>
+    <w:bookmarkEnd w:id="17"/>
+    <w:bookmarkStart w:id="18" w:name="X032f46e9f5e727287d7a0c09fb1ebe50aa5a36b"/>
+    <w:p>
+      <w:pPr>
+        <w:pStyle w:val="Heading3"/>
+      </w:pPr>
+      <w:r>
+        <w:t xml:space="preserve">3.F Vendor Transparency and Practitioner Costs</w:t>
       </w:r>
     </w:p>
     <w:p>
@@ -603,67 +1037,63 @@
           <w:b/>
           <w:bCs/>
         </w:rPr>
-        <w:t xml:space="preserve">Recommended federal research investment:</w:t>
-      </w:r>
-      <w:r>
-        <w:t xml:space="preserve"> </w:t>
-      </w:r>
-      <w:r>
-        <w:t xml:space="preserve">That FHWA RD&amp;T fund research into the sub-state and regional layer of digital infrastructure — characterizing its prevalence, conformance with major specifications, overlap with state-level feeds, and the policy levers available to harmonize it. No academic or state-led research program is presently filling this gap, and it fits the national-scope coordination research role the Committee has endorsed in Recommendation 3.</w:t>
-      </w:r>
-    </w:p>
-    <w:bookmarkEnd w:id="15"/>
-    <w:bookmarkEnd w:id="16"/>
-    <w:bookmarkStart w:id="19" w:name="supporting-observations"/>
-    <w:p>
-      <w:pPr>
-        <w:pStyle w:val="Heading2"/>
-      </w:pPr>
-      <w:r>
-        <w:t xml:space="preserve">4. Supporting Observations</w:t>
-      </w:r>
-    </w:p>
-    <w:p>
-      <w:pPr>
-        <w:pStyle w:val="FirstParagraph"/>
-      </w:pPr>
-      <w:r>
-        <w:t xml:space="preserve">The following are offered briefly in support of the Letter Report’s existing recommendations, drawn from the same source of empirical observation.</w:t>
-      </w:r>
-    </w:p>
-    <w:bookmarkStart w:id="17" w:name="X0fafe26d6d2e3be74691f6ae024ae4c81ddec01"/>
-    <w:p>
-      <w:pPr>
-        <w:pStyle w:val="Heading3"/>
-      </w:pPr>
-      <w:r>
-        <w:t xml:space="preserve">4.1 Recommendation 2 (TFHRC external engagement) has measurable downstream costs.</w:t>
-      </w:r>
-    </w:p>
-    <w:p>
-      <w:pPr>
-        <w:pStyle w:val="FirstParagraph"/>
-      </w:pPr>
-      <w:r>
-        <w:t xml:space="preserve">The Letter Report frames the constraints on TFHRC researchers’ external engagement primarily as an internal-process concern. From the perspective of downstream practitioners, the constraint also has a measurable research-productivity cost. Reductions in the public availability of TFHRC resources, including the Highway Safety Information System, remove reference datasets practitioners had been using. Less detailed publication of methodology forces independent reverse-engineering from samples, producing drift between what practitioners build and what FHWA originally intended. The Annual Modal Research Plan and the TFHRC Long-Range Plan are how practitioners orient to which federal research lines are active; reductions in the detail of those publications correspondingly reduce downstream research efficiency. These costs are real and worth surfacing alongside the internal-process concerns the Letter Report already identifies.</w:t>
-      </w:r>
-    </w:p>
-    <w:bookmarkEnd w:id="17"/>
-    <w:bookmarkStart w:id="18" w:name="Xace24746e81313c267a29a563e4ddbeff990dac"/>
-    <w:p>
-      <w:pPr>
-        <w:pStyle w:val="Heading3"/>
-      </w:pPr>
-      <w:r>
-        <w:t xml:space="preserve">4.2 Independent comparative evaluation of commercial transportation data products is an underfunded research area.</w:t>
-      </w:r>
-    </w:p>
-    <w:p>
-      <w:pPr>
-        <w:pStyle w:val="FirstParagraph"/>
-      </w:pPr>
-      <w:r>
-        <w:t xml:space="preserve">A consistent observation from conversations with state transportation agencies is that procurement of commercial transportation data products — probe data, incident detection, work-zone monitoring — occurs largely without comparable, methodologically-transparent independent evaluation. Each state replicates similar request-for-proposal work, and no published, federally-curated, head-to-head methodology exists for these product categories. This appears to be a candidate joint research topic for FHWA RD&amp;T and the National Cooperative Highway Research Program. The output would be open methodology and empirical findings — not procurement recommendations or product endorsements — that states could draw upon to inform their own independent evaluations.</w:t>
+        <w:t xml:space="preserve">(17) Independent Comparative Evaluation Methodology for Commercial Data Products.</w:t>
+      </w:r>
+      <w:r>
+        <w:t xml:space="preserve"> </w:t>
+      </w:r>
+      <w:r>
+        <w:t xml:space="preserve">State DOTs replicate similar vendor-comparison work in isolation each procurement cycle.</w:t>
+      </w:r>
+      <w:r>
+        <w:t xml:space="preserve"> </w:t>
+      </w:r>
+      <w:r>
+        <w:rPr>
+          <w:b/>
+          <w:bCs/>
+        </w:rPr>
+        <w:t xml:space="preserve">Recommendation:</w:t>
+      </w:r>
+      <w:r>
+        <w:t xml:space="preserve"> </w:t>
+      </w:r>
+      <w:r>
+        <w:t xml:space="preserve">FHWA RD&amp;T and NCHRP fund open methodology and empirical findings — explicitly not procurement recommendations or product endorsements.</w:t>
+      </w:r>
+    </w:p>
+    <w:p>
+      <w:pPr>
+        <w:pStyle w:val="BodyText"/>
+      </w:pPr>
+      <w:r>
+        <w:rPr>
+          <w:b/>
+          <w:bCs/>
+        </w:rPr>
+        <w:t xml:space="preserve">(18) Downstream-Cost Research on TFHRC External-Engagement Constraints.</w:t>
+      </w:r>
+      <w:r>
+        <w:t xml:space="preserve"> </w:t>
+      </w:r>
+      <w:r>
+        <w:t xml:space="preserve">The Letter Report’s Recommendation 2 frames TFHRC engagement constraints as an internal-process concern; they also have measurable, distributed, practitioner-side costs.</w:t>
+      </w:r>
+      <w:r>
+        <w:t xml:space="preserve"> </w:t>
+      </w:r>
+      <w:r>
+        <w:rPr>
+          <w:b/>
+          <w:bCs/>
+        </w:rPr>
+        <w:t xml:space="preserve">Recommendation:</w:t>
+      </w:r>
+      <w:r>
+        <w:t xml:space="preserve"> </w:t>
+      </w:r>
+      <w:r>
+        <w:t xml:space="preserve">TRB Cooperative Research Program fund empirical characterization of the downstream cost to inform process change inside FHWA.</w:t>
       </w:r>
     </w:p>
     <w:bookmarkEnd w:id="18"/>
@@ -674,7 +1104,7 @@
         <w:pStyle w:val="Heading2"/>
       </w:pPr>
       <w:r>
-        <w:t xml:space="preserve">5. Closing</w:t>
+        <w:t xml:space="preserve">4. Closing</w:t>
       </w:r>
     </w:p>
     <w:p>
@@ -892,123 +1322,8 @@
       </w:pPr>
     </w:lvl>
   </w:abstractNum>
-  <w:abstractNum w:abstractNumId="991">
-    <w:nsid w:val="0000A991"/>
-    <w:multiLevelType w:val="multilevel"/>
-    <w:lvl w:ilvl="0">
-      <w:numFmt w:val="bullet"/>
-      <w:lvlText w:val=""/>
-      <w:lvlJc w:val="left"/>
-      <w:pPr>
-        <w:ind w:left="720" w:hanging="360"/>
-      </w:pPr>
-      <w:rPr>
-        <w:rFonts w:ascii="Symbol" w:hAnsi="Symbol" w:cs="Symbol" w:hint="default"/>
-      </w:rPr>
-    </w:lvl>
-    <w:lvl w:ilvl="1">
-      <w:numFmt w:val="bullet"/>
-      <w:lvlText w:val="o"/>
-      <w:lvlJc w:val="left"/>
-      <w:pPr>
-        <w:ind w:left="1440" w:hanging="360"/>
-      </w:pPr>
-      <w:rPr>
-        <w:rFonts w:ascii="Courier New" w:hAnsi="Courier New" w:cs="Courier New" w:hint="default"/>
-      </w:rPr>
-    </w:lvl>
-    <w:lvl w:ilvl="2">
-      <w:numFmt w:val="bullet"/>
-      <w:lvlText w:val=""/>
-      <w:lvlJc w:val="left"/>
-      <w:pPr>
-        <w:ind w:left="2160" w:hanging="360"/>
-      </w:pPr>
-      <w:rPr>
-        <w:rFonts w:ascii="Wingdings" w:hAnsi="Wingdings" w:cs="Wingdings" w:hint="default"/>
-      </w:rPr>
-    </w:lvl>
-    <w:lvl w:ilvl="3">
-      <w:numFmt w:val="bullet"/>
-      <w:lvlText w:val=""/>
-      <w:lvlJc w:val="left"/>
-      <w:pPr>
-        <w:ind w:left="2880" w:hanging="360"/>
-      </w:pPr>
-      <w:rPr>
-        <w:rFonts w:ascii="Symbol" w:hAnsi="Symbol" w:cs="Symbol" w:hint="default"/>
-      </w:rPr>
-    </w:lvl>
-    <w:lvl w:ilvl="4">
-      <w:numFmt w:val="bullet"/>
-      <w:lvlText w:val="o"/>
-      <w:lvlJc w:val="left"/>
-      <w:pPr>
-        <w:ind w:left="3600" w:hanging="360"/>
-      </w:pPr>
-      <w:rPr>
-        <w:rFonts w:ascii="Courier New" w:hAnsi="Courier New" w:cs="Courier New" w:hint="default"/>
-      </w:rPr>
-    </w:lvl>
-    <w:lvl w:ilvl="5">
-      <w:numFmt w:val="bullet"/>
-      <w:lvlText w:val=""/>
-      <w:lvlJc w:val="left"/>
-      <w:pPr>
-        <w:ind w:left="4320" w:hanging="360"/>
-      </w:pPr>
-      <w:rPr>
-        <w:rFonts w:ascii="Wingdings" w:hAnsi="Wingdings" w:cs="Wingdings" w:hint="default"/>
-      </w:rPr>
-    </w:lvl>
-    <w:lvl w:ilvl="6">
-      <w:numFmt w:val="bullet"/>
-      <w:lvlText w:val=""/>
-      <w:lvlJc w:val="left"/>
-      <w:pPr>
-        <w:ind w:left="5040" w:hanging="360"/>
-      </w:pPr>
-      <w:rPr>
-        <w:rFonts w:ascii="Symbol" w:hAnsi="Symbol" w:cs="Symbol" w:hint="default"/>
-      </w:rPr>
-    </w:lvl>
-    <w:lvl w:ilvl="7">
-      <w:numFmt w:val="bullet"/>
-      <w:lvlText w:val="o"/>
-      <w:lvlJc w:val="left"/>
-      <w:pPr>
-        <w:ind w:left="5760" w:hanging="360"/>
-      </w:pPr>
-      <w:rPr>
-        <w:rFonts w:ascii="Courier New" w:hAnsi="Courier New" w:cs="Courier New" w:hint="default"/>
-      </w:rPr>
-    </w:lvl>
-    <w:lvl w:ilvl="8">
-      <w:numFmt w:val="bullet"/>
-      <w:lvlText w:val=""/>
-      <w:lvlJc w:val="left"/>
-      <w:pPr>
-        <w:ind w:left="6480" w:hanging="360"/>
-      </w:pPr>
-      <w:rPr>
-        <w:rFonts w:ascii="Wingdings" w:hAnsi="Wingdings" w:cs="Wingdings" w:hint="default"/>
-      </w:rPr>
-    </w:lvl>
-  </w:abstractNum>
   <w:num w:numId="1000">
     <w:abstractNumId w:val="990"/>
-  </w:num>
-  <w:num w:numId="1001">
-    <w:abstractNumId w:val="991"/>
-  </w:num>
-  <w:num w:numId="1002">
-    <w:abstractNumId w:val="991"/>
-  </w:num>
-  <w:num w:numId="1003">
-    <w:abstractNumId w:val="991"/>
-  </w:num>
-  <w:num w:numId="1004">
-    <w:abstractNumId w:val="991"/>
   </w:num>
 </w:numbering>
 </file>

--- a/docs/RTCC_INPUT_MEMORANDUM.docx
+++ b/docs/RTCC_INPUT_MEMORANDUM.docx
@@ -2,7 +2,7 @@
 <file path=word/document.xml><?xml version="1.0" encoding="utf-8"?>
 <w:document xmlns:w="http://schemas.openxmlformats.org/wordprocessingml/2006/main" xmlns:m="http://schemas.openxmlformats.org/officeDocument/2006/math" xmlns:r="http://schemas.openxmlformats.org/officeDocument/2006/relationships" xmlns:o="urn:schemas-microsoft-com:office:office" xmlns:v="urn:schemas-microsoft-com:vml" xmlns:w10="urn:schemas-microsoft-com:office:word" xmlns:a="http://schemas.openxmlformats.org/drawingml/2006/main" xmlns:pic="http://schemas.openxmlformats.org/drawingml/2006/picture" xmlns:wp="http://schemas.openxmlformats.org/drawingml/2006/wordprocessingDrawing">
   <w:body>
-    <w:bookmarkStart w:id="21" w:name="X6ae0c2ee97c013720c158fc022e15fbb7989050"/>
+    <w:bookmarkStart w:id="24" w:name="X6ae0c2ee97c013720c158fc022e15fbb7989050"/>
     <w:p>
       <w:pPr>
         <w:pStyle w:val="Heading1"/>
@@ -96,7 +96,7 @@
         <w:t xml:space="preserve"> </w:t>
       </w:r>
       <w:r>
-        <w:t xml:space="preserve">Empirical observations on the state of digital infrastructure interoperability — inputs to the federal research agenda in support of the September 2025 RTCC Letter Report</w:t>
+        <w:t xml:space="preserve">A state-side view of national digital infrastructure interoperability gaps — research inputs in support of the September 2025 RTCC Letter Report</w:t>
       </w:r>
     </w:p>
     <w:p>
@@ -106,13 +106,13 @@
         </w:pict>
       </w:r>
     </w:p>
-    <w:bookmarkStart w:id="10" w:name="purpose-and-scope-of-this-memorandum"/>
+    <w:bookmarkStart w:id="10" w:name="affiliation-and-conflicts"/>
     <w:p>
       <w:pPr>
         <w:pStyle w:val="Heading2"/>
       </w:pPr>
       <w:r>
-        <w:t xml:space="preserve">1. Purpose and Scope of This Memorandum</w:t>
+        <w:t xml:space="preserve">Affiliation and Conflicts</w:t>
       </w:r>
     </w:p>
     <w:p>
@@ -120,7 +120,23 @@
         <w:pStyle w:val="FirstParagraph"/>
       </w:pPr>
       <w:r>
-        <w:t xml:space="preserve">I am grateful for the invitation to participate in the Research and Technology Coordinating Committee. In advance of my first meeting, I am submitting this memorandum to share empirical observations drawn from several years of independent, non-commercial integration work with the public digital infrastructure feeds published by state and federal transportation agencies. The intent is to contribute concrete inputs to the federal research agenda — specifically in operationalizing the digital infrastructure direction articulated in the Committee’s September 2025 Letter Report.</w:t>
+        <w:t xml:space="preserve">I work on transportation data integration from a state-DOT-adjacent vantage point. I operate a private, non-commercial experimentation environment to ingest and study public federal and state digital infrastructure feeds. No product, system, or service from that work is offered for the Committee’s consideration. Every recommendation below is a recommendation that</w:t>
+      </w:r>
+      <w:r>
+        <w:t xml:space="preserve"> </w:t>
+      </w:r>
+      <w:r>
+        <w:rPr>
+          <w:b/>
+          <w:bCs/>
+        </w:rPr>
+        <w:t xml:space="preserve">federal research be funded and conducted</w:t>
+      </w:r>
+      <w:r>
+        <w:t xml:space="preserve"> </w:t>
+      </w:r>
+      <w:r>
+        <w:t xml:space="preserve">— not that any agency procure, adopt, or evaluate any external work.</w:t>
       </w:r>
       <w:r>
         <w:rPr>
@@ -129,54 +145,1490 @@
         <w:footnoteReference w:id="9"/>
       </w:r>
     </w:p>
+    <w:bookmarkEnd w:id="10"/>
+    <w:bookmarkStart w:id="11" w:name="purpose"/>
+    <w:p>
+      <w:pPr>
+        <w:pStyle w:val="Heading2"/>
+      </w:pPr>
+      <w:r>
+        <w:t xml:space="preserve">Purpose</w:t>
+      </w:r>
+    </w:p>
+    <w:p>
+      <w:pPr>
+        <w:pStyle w:val="FirstParagraph"/>
+      </w:pPr>
+      <w:r>
+        <w:t xml:space="preserve">This memorandum is submitted in advance of my first RTCC meeting. It is written from the perspective of a state-side practitioner observing a national problem: state DOTs are individually responsible for operating safe, efficient, multi-jurisdictional corridors, but the digital infrastructure connecting them is decentralized, unevenly conformant, and not measurable in any federally-curated way. States cannot fix that from where we sit; the federal research enterprise is the natural locus. The recommendations below are scoped accordingly — each is a research question that fits a 2-to-3-year federal RD&amp;T cycle and produces methodology, specification, or empirical findings the practitioner community can converge on.</w:t>
+      </w:r>
+    </w:p>
+    <w:bookmarkEnd w:id="11"/>
+    <w:bookmarkStart w:id="13" w:name="acknowledgment-of-existing-federal-work"/>
+    <w:p>
+      <w:pPr>
+        <w:pStyle w:val="Heading2"/>
+      </w:pPr>
+      <w:r>
+        <w:t xml:space="preserve">Acknowledgment of Existing Federal Work</w:t>
+      </w:r>
+    </w:p>
+    <w:p>
+      <w:pPr>
+        <w:pStyle w:val="FirstParagraph"/>
+      </w:pPr>
+      <w:r>
+        <w:t xml:space="preserve">These recommendations are intended as additive to, not corrective of, the substantial federal research program already underway. FHWA RD&amp;T, ITS-JPO, TFHRC, NCHRP, NPMRDS-related work through RITIS, the Vehicle Probe Project, and AASHTO standards activities each address pieces of the interoperability puzzle. The recommendations below are gaps observed</w:t>
+      </w:r>
+      <w:r>
+        <w:t xml:space="preserve"> </w:t>
+      </w:r>
+      <w:r>
+        <w:rPr>
+          <w:i/>
+          <w:iCs/>
+        </w:rPr>
+        <w:t xml:space="preserve">from outside</w:t>
+      </w:r>
+      <w:r>
+        <w:t xml:space="preserve"> </w:t>
+      </w:r>
+      <w:r>
+        <w:t xml:space="preserve">those programs, offered in the spirit that the decentralized RD&amp;T enterprise will benefit from cross-cutting research the Committee endorsed in Conclusion 3 of the September 2025 Letter Report.</w:t>
+      </w:r>
+      <w:r>
+        <w:rPr>
+          <w:rStyle w:val="FootnoteReference"/>
+        </w:rPr>
+        <w:footnoteReference w:id="12"/>
+      </w:r>
+    </w:p>
+    <w:bookmarkEnd w:id="13"/>
+    <w:bookmarkStart w:id="15" w:name="Xfb8919b6841f7a635eb06726b98f277401f9312"/>
+    <w:p>
+      <w:pPr>
+        <w:pStyle w:val="Heading2"/>
+      </w:pPr>
+      <w:r>
+        <w:t xml:space="preserve">Source and Breadth of Empirical Observations</w:t>
+      </w:r>
+    </w:p>
+    <w:p>
+      <w:pPr>
+        <w:pStyle w:val="FirstParagraph"/>
+      </w:pPr>
+      <w:r>
+        <w:t xml:space="preserve">The observations below are drawn from end-to-end integration covering the following surfaces:</w:t>
+      </w:r>
+    </w:p>
+    <w:p>
+      <w:pPr>
+        <w:pStyle w:val="Compact"/>
+        <w:numPr>
+          <w:ilvl w:val="0"/>
+          <w:numId w:val="1001"/>
+        </w:numPr>
+      </w:pPr>
+      <w:r>
+        <w:rPr>
+          <w:b/>
+          <w:bCs/>
+        </w:rPr>
+        <w:t xml:space="preserve">Federal and state real-time public feeds:</w:t>
+      </w:r>
+      <w:r>
+        <w:t xml:space="preserve"> </w:t>
+      </w:r>
+      <w:r>
+        <w:t xml:space="preserve">Work Zone Data Exchange across versions 3.0 through 4.2 and approximately 39 state and sub-state producers; CWZ 1.0; Common Incident Format Specification via the Eastern Transportation Coalition; TMDD-derived state ATIS APIs in the Iteris/iBi family; MAASTO TPIMS v2.2; NWS Alerts; CBP Border Wait Times; NPS Road Events; and sub-state and international producers including the City of Austin, St. Charles County Missouri, Maricopa County, and Quebec City.</w:t>
+      </w:r>
+    </w:p>
+    <w:p>
+      <w:pPr>
+        <w:pStyle w:val="Compact"/>
+        <w:numPr>
+          <w:ilvl w:val="0"/>
+          <w:numId w:val="1001"/>
+        </w:numPr>
+      </w:pPr>
+      <w:r>
+        <w:rPr>
+          <w:b/>
+          <w:bCs/>
+        </w:rPr>
+        <w:t xml:space="preserve">Data quality measurement:</w:t>
+      </w:r>
+      <w:r>
+        <w:t xml:space="preserve"> </w:t>
+      </w:r>
+      <w:r>
+        <w:t xml:space="preserve">composite Data Quality Index applied per producer; per-event confidence scoring; coverage gap analysis; cross-state event correlation; feed-alignment analysis; anomaly detection.</w:t>
+      </w:r>
+    </w:p>
+    <w:p>
+      <w:pPr>
+        <w:pStyle w:val="Compact"/>
+        <w:numPr>
+          <w:ilvl w:val="0"/>
+          <w:numId w:val="1001"/>
+        </w:numPr>
+      </w:pPr>
+      <w:r>
+        <w:rPr>
+          <w:b/>
+          <w:bCs/>
+        </w:rPr>
+        <w:t xml:space="preserve">Standards translation:</w:t>
+      </w:r>
+      <w:r>
+        <w:t xml:space="preserve"> </w:t>
+      </w:r>
+      <w:r>
+        <w:t xml:space="preserve">crosswalks among WZDx, TMDD, CIFS, CWZ 1.0, SAE J2735, and Common Alerting Protocol; version-upgrade tooling; per-event provenance and lineage.</w:t>
+      </w:r>
+    </w:p>
+    <w:p>
+      <w:pPr>
+        <w:pStyle w:val="Compact"/>
+        <w:numPr>
+          <w:ilvl w:val="0"/>
+          <w:numId w:val="1001"/>
+        </w:numPr>
+      </w:pPr>
+      <w:r>
+        <w:rPr>
+          <w:b/>
+          <w:bCs/>
+        </w:rPr>
+        <w:t xml:space="preserve">Operations:</w:t>
+      </w:r>
+      <w:r>
+        <w:t xml:space="preserve"> </w:t>
+      </w:r>
+      <w:r>
+        <w:t xml:space="preserve">dynamic message sign authoring with approval workflow; multi-state closure approval; pre-staged diversion routes; corridor situational-awareness briefings; corridor delay estimation.</w:t>
+      </w:r>
+    </w:p>
+    <w:p>
+      <w:pPr>
+        <w:pStyle w:val="Compact"/>
+        <w:numPr>
+          <w:ilvl w:val="0"/>
+          <w:numId w:val="1001"/>
+        </w:numPr>
+      </w:pPr>
+      <w:r>
+        <w:rPr>
+          <w:b/>
+          <w:bCs/>
+        </w:rPr>
+        <w:t xml:space="preserve">Compliance and permits:</w:t>
+      </w:r>
+      <w:r>
+        <w:t xml:space="preserve"> </w:t>
+      </w:r>
+      <w:r>
+        <w:t xml:space="preserve">IPAWS road-impact integration; NASCO corridor regulations; state and corridor-level oversize/overweight rule representation; bridge-clearance warnings.</w:t>
+      </w:r>
+    </w:p>
+    <w:p>
+      <w:pPr>
+        <w:pStyle w:val="Compact"/>
+        <w:numPr>
+          <w:ilvl w:val="0"/>
+          <w:numId w:val="1001"/>
+        </w:numPr>
+      </w:pPr>
+      <w:r>
+        <w:rPr>
+          <w:b/>
+          <w:bCs/>
+        </w:rPr>
+        <w:t xml:space="preserve">Predictive analytics and validation:</w:t>
+      </w:r>
+      <w:r>
+        <w:t xml:space="preserve"> </w:t>
+      </w:r>
+      <w:r>
+        <w:t xml:space="preserve">event probability, parking occupancy, corridor risk, equipment-failure forecasting; ground-truth comparison.</w:t>
+      </w:r>
+    </w:p>
+    <w:p>
+      <w:pPr>
+        <w:pStyle w:val="Compact"/>
+        <w:numPr>
+          <w:ilvl w:val="0"/>
+          <w:numId w:val="1001"/>
+        </w:numPr>
+      </w:pPr>
+      <w:r>
+        <w:rPr>
+          <w:b/>
+          <w:bCs/>
+        </w:rPr>
+        <w:t xml:space="preserve">Decision support:</w:t>
+      </w:r>
+      <w:r>
+        <w:t xml:space="preserve"> </w:t>
+      </w:r>
+      <w:r>
+        <w:t xml:space="preserve">ITS equipment status; CADD/IFC viewing for digital project delivery; digital infrastructure readiness assessment.</w:t>
+      </w:r>
+    </w:p>
+    <w:p>
+      <w:pPr>
+        <w:pStyle w:val="Compact"/>
+        <w:numPr>
+          <w:ilvl w:val="0"/>
+          <w:numId w:val="1001"/>
+        </w:numPr>
+      </w:pPr>
+      <w:r>
+        <w:rPr>
+          <w:b/>
+          <w:bCs/>
+        </w:rPr>
+        <w:t xml:space="preserve">Vendor transparency:</w:t>
+      </w:r>
+      <w:r>
+        <w:t xml:space="preserve"> </w:t>
+      </w:r>
+      <w:r>
+        <w:t xml:space="preserve">vendor DQI leaderboards, head-to-head comparisons, gap analysis, procurement contract tracking.</w:t>
+      </w:r>
+    </w:p>
+    <w:p>
+      <w:pPr>
+        <w:pStyle w:val="FirstParagraph"/>
+      </w:pPr>
+      <w:r>
+        <w:t xml:space="preserve">End-to-end means source identification, fetch, schema parsing, conformance checking, normalization to a common event model, cross-feed joining, operational presentation, and observation over time.</w:t>
+      </w:r>
+      <w:r>
+        <w:rPr>
+          <w:rStyle w:val="FootnoteReference"/>
+        </w:rPr>
+        <w:footnoteReference w:id="14"/>
+      </w:r>
+    </w:p>
+    <w:bookmarkEnd w:id="15"/>
+    <w:bookmarkStart w:id="22" w:name="recommendations"/>
+    <w:p>
+      <w:pPr>
+        <w:pStyle w:val="Heading2"/>
+      </w:pPr>
+      <w:r>
+        <w:t xml:space="preserve">Recommendations</w:t>
+      </w:r>
+    </w:p>
+    <w:p>
+      <w:pPr>
+        <w:pStyle w:val="FirstParagraph"/>
+      </w:pPr>
+      <w:r>
+        <w:t xml:space="preserve">Each item below names the state-side problem driving the recommendation, the research scope appropriate to a 2-to-3-year federal RD&amp;T cycle, and a recommended owner.</w:t>
+      </w:r>
+    </w:p>
+    <w:bookmarkStart w:id="16" w:name="Xb45621dd6324fbdeff9c7738152b6057a39b610"/>
+    <w:p>
+      <w:pPr>
+        <w:pStyle w:val="Heading3"/>
+      </w:pPr>
+      <w:r>
+        <w:t xml:space="preserve">A. Feeds, Standards, and Interoperability Measurement</w:t>
+      </w:r>
+    </w:p>
+    <w:p>
+      <w:pPr>
+        <w:pStyle w:val="FirstParagraph"/>
+      </w:pPr>
+      <w:r>
+        <w:rPr>
+          <w:b/>
+          <w:bCs/>
+        </w:rPr>
+        <w:t xml:space="preserve">A.1 Measurement-of-Interoperability Research.</w:t>
+      </w:r>
+      <w:r>
+        <w:t xml:space="preserve"> </w:t>
+      </w:r>
+      <w:r>
+        <w:rPr>
+          <w:i/>
+          <w:iCs/>
+        </w:rPr>
+        <w:t xml:space="preserve">State lens:</w:t>
+      </w:r>
+      <w:r>
+        <w:t xml:space="preserve"> </w:t>
+      </w:r>
+      <w:r>
+        <w:t xml:space="preserve">A state TMC consuming neighboring states’ feeds has no federally-curated baseline to evaluate what it is receiving. Decisions about whether to ingest a neighboring feed today rest on a 60-second integration test by an analyst, not on published measurement.</w:t>
+      </w:r>
+      <w:r>
+        <w:t xml:space="preserve"> </w:t>
+      </w:r>
+      <w:r>
+        <w:rPr>
+          <w:i/>
+          <w:iCs/>
+        </w:rPr>
+        <w:t xml:space="preserve">Research scope:</w:t>
+      </w:r>
+      <w:r>
+        <w:t xml:space="preserve"> </w:t>
+      </w:r>
+      <w:r>
+        <w:t xml:space="preserve">Sustained, open-methodology empirical measurement of conformance, completeness, freshness, and standards-fidelity across major public feeds. Phase 1: methodology + baseline (months 1–6). Phase 2: continuous measurement at scale (months 6–24). Phase 3: longitudinal trend reporting (months 24–36).</w:t>
+      </w:r>
+      <w:r>
+        <w:t xml:space="preserve"> </w:t>
+      </w:r>
+      <w:r>
+        <w:rPr>
+          <w:i/>
+          <w:iCs/>
+        </w:rPr>
+        <w:t xml:space="preserve">Owner:</w:t>
+      </w:r>
+      <w:r>
+        <w:t xml:space="preserve"> </w:t>
+      </w:r>
+      <w:r>
+        <w:t xml:space="preserve">FHWA RD&amp;T / TFHRC, with NCHRP support.</w:t>
+      </w:r>
+    </w:p>
     <w:p>
       <w:pPr>
         <w:pStyle w:val="BodyText"/>
       </w:pPr>
       <w:r>
-        <w:t xml:space="preserve">I want to state the scope clearly at the outset.</w:t>
-      </w:r>
-      <w:r>
-        <w:t xml:space="preserve"> </w:t>
-      </w:r>
-      <w:r>
-        <w:rPr>
-          <w:b/>
-          <w:bCs/>
-        </w:rPr>
-        <w:t xml:space="preserve">This memorandum is offered strictly as research and policy input. It does not present, propose, recommend, or seek consideration of any specific system, product, or service.</w:t>
-      </w:r>
-      <w:r>
-        <w:t xml:space="preserve"> </w:t>
-      </w:r>
-      <w:r>
-        <w:t xml:space="preserve">Where I refer to integration work I have performed, I do so only as the empirical source of the observations that follow. Every recommendation below is a recommendation that</w:t>
-      </w:r>
-      <w:r>
-        <w:t xml:space="preserve"> </w:t>
-      </w:r>
-      <w:r>
-        <w:rPr>
-          <w:b/>
-          <w:bCs/>
-        </w:rPr>
-        <w:t xml:space="preserve">federal research be funded and conducted</w:t>
-      </w:r>
-      <w:r>
-        <w:t xml:space="preserve"> </w:t>
-      </w:r>
-      <w:r>
-        <w:t xml:space="preserve">— by FHWA Office of Research, Development &amp; Technology, by Turner-Fairbank Highway Research Center, by NCHRP, or by appropriate partners — not that any agency procure, adopt, or evaluate any external work.</w:t>
-      </w:r>
-    </w:p>
-    <w:bookmarkEnd w:id="10"/>
-    <w:bookmarkStart w:id="11" w:name="Xfb8919b6841f7a635eb06726b98f277401f9312"/>
+        <w:rPr>
+          <w:b/>
+          <w:bCs/>
+        </w:rPr>
+        <w:t xml:space="preserve">A.2 Authoritative Cross-Specification Crosswalk Research.</w:t>
+      </w:r>
+      <w:r>
+        <w:t xml:space="preserve"> </w:t>
+      </w:r>
+      <w:r>
+        <w:rPr>
+          <w:i/>
+          <w:iCs/>
+        </w:rPr>
+        <w:t xml:space="preserve">State lens:</w:t>
+      </w:r>
+      <w:r>
+        <w:t xml:space="preserve"> </w:t>
+      </w:r>
+      <w:r>
+        <w:t xml:space="preserve">Every state integrating neighbor or vendor data builds its own WZDx↔TMDD↔CIFS translation. The translations diverge silently, which degrades the comparability of multi-state operations data over time.</w:t>
+      </w:r>
+      <w:r>
+        <w:t xml:space="preserve"> </w:t>
+      </w:r>
+      <w:r>
+        <w:rPr>
+          <w:i/>
+          <w:iCs/>
+        </w:rPr>
+        <w:t xml:space="preserve">Research scope:</w:t>
+      </w:r>
+      <w:r>
+        <w:t xml:space="preserve"> </w:t>
+      </w:r>
+      <w:r>
+        <w:t xml:space="preserve">Reference crosswalks among WZDx, TMDD, CIFS, CWZ 1.0, SAE J2735, and CAP; one open-source reference normalization implementation. Phase 1: crosswalk authoring (months 1–9). Phase 2: reference implementation + community pilot (months 9–24). Phase 3: standards-body submission and publication (months 24–30).</w:t>
+      </w:r>
+      <w:r>
+        <w:t xml:space="preserve"> </w:t>
+      </w:r>
+      <w:r>
+        <w:rPr>
+          <w:i/>
+          <w:iCs/>
+        </w:rPr>
+        <w:t xml:space="preserve">Owner:</w:t>
+      </w:r>
+      <w:r>
+        <w:t xml:space="preserve"> </w:t>
+      </w:r>
+      <w:r>
+        <w:t xml:space="preserve">FHWA RD&amp;T with SAE, ITE, and AASHTO.</w:t>
+      </w:r>
+    </w:p>
+    <w:p>
+      <w:pPr>
+        <w:pStyle w:val="BodyText"/>
+      </w:pPr>
+      <w:r>
+        <w:rPr>
+          <w:b/>
+          <w:bCs/>
+        </w:rPr>
+        <w:t xml:space="preserve">A.3 Sub-State and Regional Digital Infrastructure Layer Research.</w:t>
+      </w:r>
+      <w:r>
+        <w:t xml:space="preserve"> </w:t>
+      </w:r>
+      <w:r>
+        <w:rPr>
+          <w:i/>
+          <w:iCs/>
+        </w:rPr>
+        <w:t xml:space="preserve">State lens:</w:t>
+      </w:r>
+      <w:r>
+        <w:t xml:space="preserve"> </w:t>
+      </w:r>
+      <w:r>
+        <w:t xml:space="preserve">A state DOT is not the only producer of operationally-relevant data in its own footprint. Cities, counties, toll authorities, and tribal agencies publish feeds that overlap incompatibly with the state’s. The state cannot harmonize these alone.</w:t>
+      </w:r>
+      <w:r>
+        <w:t xml:space="preserve"> </w:t>
+      </w:r>
+      <w:r>
+        <w:rPr>
+          <w:i/>
+          <w:iCs/>
+        </w:rPr>
+        <w:t xml:space="preserve">Research scope:</w:t>
+      </w:r>
+      <w:r>
+        <w:t xml:space="preserve"> </w:t>
+      </w:r>
+      <w:r>
+        <w:t xml:space="preserve">Inventory the sub-state and regional layer; characterize its prevalence, conformance, and overlap with state-level feeds; develop policy-lever analysis for harmonization. Phase 1: inventory (months 1–6). Phase 2: conformance + overlap analysis (months 6–18). Phase 3: harmonization policy options (months 18–30).</w:t>
+      </w:r>
+      <w:r>
+        <w:t xml:space="preserve"> </w:t>
+      </w:r>
+      <w:r>
+        <w:rPr>
+          <w:i/>
+          <w:iCs/>
+        </w:rPr>
+        <w:t xml:space="preserve">Owner:</w:t>
+      </w:r>
+      <w:r>
+        <w:t xml:space="preserve"> </w:t>
+      </w:r>
+      <w:r>
+        <w:t xml:space="preserve">FHWA RD&amp;T jointly with NCHRP.</w:t>
+      </w:r>
+    </w:p>
+    <w:p>
+      <w:pPr>
+        <w:pStyle w:val="BodyText"/>
+      </w:pPr>
+      <w:r>
+        <w:rPr>
+          <w:b/>
+          <w:bCs/>
+        </w:rPr>
+        <w:t xml:space="preserve">A.4 Non-WZDx Federal-Partner Feed Integration Patterns Research.</w:t>
+      </w:r>
+      <w:r>
+        <w:t xml:space="preserve"> </w:t>
+      </w:r>
+      <w:r>
+        <w:rPr>
+          <w:i/>
+          <w:iCs/>
+        </w:rPr>
+        <w:t xml:space="preserve">State lens:</w:t>
+      </w:r>
+      <w:r>
+        <w:t xml:space="preserve"> </w:t>
+      </w:r>
+      <w:r>
+        <w:t xml:space="preserve">State TMCs use NWS Alerts, CBP Border Wait Times, NPS Road Events, and IPAWS ad hoc — each with bespoke integration patterns. There is no canonical guidance for fusing these federal-partner feeds with state-published work zone and incident data.</w:t>
+      </w:r>
+      <w:r>
+        <w:t xml:space="preserve"> </w:t>
+      </w:r>
+      <w:r>
+        <w:rPr>
+          <w:i/>
+          <w:iCs/>
+        </w:rPr>
+        <w:t xml:space="preserve">Research scope:</w:t>
+      </w:r>
+      <w:r>
+        <w:t xml:space="preserve"> </w:t>
+      </w:r>
+      <w:r>
+        <w:t xml:space="preserve">Reference architecture and fusion patterns for federal-partner feed integration into state operations. Phase 1: feed inventory + integration-pattern survey (months 1–9). Phase 2: reference architecture (months 9–24). Phase 3: pilot with two to three states (months 24–36).</w:t>
+      </w:r>
+      <w:r>
+        <w:t xml:space="preserve"> </w:t>
+      </w:r>
+      <w:r>
+        <w:rPr>
+          <w:i/>
+          <w:iCs/>
+        </w:rPr>
+        <w:t xml:space="preserve">Owner:</w:t>
+      </w:r>
+      <w:r>
+        <w:t xml:space="preserve"> </w:t>
+      </w:r>
+      <w:r>
+        <w:t xml:space="preserve">FHWA RD&amp;T in coordination with FEMA, NWS, and CBP.</w:t>
+      </w:r>
+    </w:p>
+    <w:p>
+      <w:pPr>
+        <w:pStyle w:val="BodyText"/>
+      </w:pPr>
+      <w:r>
+        <w:rPr>
+          <w:b/>
+          <w:bCs/>
+        </w:rPr>
+        <w:t xml:space="preserve">A.5 Provenance and Lineage Standards Research.</w:t>
+      </w:r>
+      <w:r>
+        <w:t xml:space="preserve"> </w:t>
+      </w:r>
+      <w:r>
+        <w:rPr>
+          <w:i/>
+          <w:iCs/>
+        </w:rPr>
+        <w:t xml:space="preserve">State lens:</w:t>
+      </w:r>
+      <w:r>
+        <w:t xml:space="preserve"> </w:t>
+      </w:r>
+      <w:r>
+        <w:t xml:space="preserve">When two feeds report the same event with different fields, the consuming state cannot audit which source contributed which attribute. Cross-feed fusion is therefore not defensible to leadership when the data is questioned after an incident.</w:t>
+      </w:r>
+      <w:r>
+        <w:t xml:space="preserve"> </w:t>
+      </w:r>
+      <w:r>
+        <w:rPr>
+          <w:i/>
+          <w:iCs/>
+        </w:rPr>
+        <w:t xml:space="preserve">Research scope:</w:t>
+      </w:r>
+      <w:r>
+        <w:t xml:space="preserve"> </w:t>
+      </w:r>
+      <w:r>
+        <w:t xml:space="preserve">Provenance schema specification and reference implementation suitable for multi-source transportation event records. Phase 1: requirements + schema (months 1–9). Phase 2: reference implementation (months 9–24). Phase 3: integration with WZDx and related specs (months 24–36).</w:t>
+      </w:r>
+      <w:r>
+        <w:t xml:space="preserve"> </w:t>
+      </w:r>
+      <w:r>
+        <w:rPr>
+          <w:i/>
+          <w:iCs/>
+        </w:rPr>
+        <w:t xml:space="preserve">Owner:</w:t>
+      </w:r>
+      <w:r>
+        <w:t xml:space="preserve"> </w:t>
+      </w:r>
+      <w:r>
+        <w:t xml:space="preserve">TRB Cooperative Research Program.</w:t>
+      </w:r>
+    </w:p>
+    <w:bookmarkEnd w:id="16"/>
+    <w:bookmarkStart w:id="17" w:name="X2a3e4861598db1f96d9c63742c10b03379cb621"/>
+    <w:p>
+      <w:pPr>
+        <w:pStyle w:val="Heading3"/>
+      </w:pPr>
+      <w:r>
+        <w:t xml:space="preserve">B. Data Quality, Measurement, and Validation</w:t>
+      </w:r>
+    </w:p>
+    <w:p>
+      <w:pPr>
+        <w:pStyle w:val="FirstParagraph"/>
+      </w:pPr>
+      <w:r>
+        <w:rPr>
+          <w:b/>
+          <w:bCs/>
+        </w:rPr>
+        <w:t xml:space="preserve">B.1 Standardized Data Quality Index Methodology Research.</w:t>
+      </w:r>
+      <w:r>
+        <w:t xml:space="preserve"> </w:t>
+      </w:r>
+      <w:r>
+        <w:rPr>
+          <w:i/>
+          <w:iCs/>
+        </w:rPr>
+        <w:t xml:space="preserve">State lens:</w:t>
+      </w:r>
+      <w:r>
+        <w:t xml:space="preserve"> </w:t>
+      </w:r>
+      <w:r>
+        <w:t xml:space="preserve">Each state and each vendor uses its own</w:t>
+      </w:r>
+      <w:r>
+        <w:t xml:space="preserve"> </w:t>
+      </w:r>
+      <w:r>
+        <w:t xml:space="preserve">“quality”</w:t>
+      </w:r>
+      <w:r>
+        <w:t xml:space="preserve"> </w:t>
+      </w:r>
+      <w:r>
+        <w:t xml:space="preserve">definition. State leadership therefore cannot compare quality claims across feed providers or against neighbor states.</w:t>
+      </w:r>
+      <w:r>
+        <w:t xml:space="preserve"> </w:t>
+      </w:r>
+      <w:r>
+        <w:rPr>
+          <w:i/>
+          <w:iCs/>
+        </w:rPr>
+        <w:t xml:space="preserve">Research scope:</w:t>
+      </w:r>
+      <w:r>
+        <w:t xml:space="preserve"> </w:t>
+      </w:r>
+      <w:r>
+        <w:t xml:space="preserve">Open, versioned Data Quality Index methodology applicable across transportation feed types, with published reference scores. Phase 1: methodology authoring (months 1–9). Phase 2: pilot scoring at scale (months 9–24). Phase 3: publication + governance handoff (months 24–30).</w:t>
+      </w:r>
+      <w:r>
+        <w:t xml:space="preserve"> </w:t>
+      </w:r>
+      <w:r>
+        <w:rPr>
+          <w:i/>
+          <w:iCs/>
+        </w:rPr>
+        <w:t xml:space="preserve">Owner:</w:t>
+      </w:r>
+      <w:r>
+        <w:t xml:space="preserve"> </w:t>
+      </w:r>
+      <w:r>
+        <w:t xml:space="preserve">FHWA RD&amp;T with NCHRP and the practitioner community.</w:t>
+      </w:r>
+    </w:p>
+    <w:p>
+      <w:pPr>
+        <w:pStyle w:val="BodyText"/>
+      </w:pPr>
+      <w:r>
+        <w:rPr>
+          <w:b/>
+          <w:bCs/>
+        </w:rPr>
+        <w:t xml:space="preserve">B.2 Ground Truth and Predictive Model Validation Research.</w:t>
+      </w:r>
+      <w:r>
+        <w:t xml:space="preserve"> </w:t>
+      </w:r>
+      <w:r>
+        <w:rPr>
+          <w:i/>
+          <w:iCs/>
+        </w:rPr>
+        <w:t xml:space="preserve">State lens:</w:t>
+      </w:r>
+      <w:r>
+        <w:t xml:space="preserve"> </w:t>
+      </w:r>
+      <w:r>
+        <w:t xml:space="preserve">States increasingly deploy predictive analytics for incidents, parking, and corridor delay. Each deployment defines its own</w:t>
+      </w:r>
+      <w:r>
+        <w:t xml:space="preserve"> </w:t>
+      </w:r>
+      <w:r>
+        <w:t xml:space="preserve">“good enough”</w:t>
+      </w:r>
+      <w:r>
+        <w:t xml:space="preserve"> </w:t>
+      </w:r>
+      <w:r>
+        <w:t xml:space="preserve">against its own observations. There is no shared validation framework.</w:t>
+      </w:r>
+      <w:r>
+        <w:t xml:space="preserve"> </w:t>
+      </w:r>
+      <w:r>
+        <w:rPr>
+          <w:i/>
+          <w:iCs/>
+        </w:rPr>
+        <w:t xml:space="preserve">Research scope:</w:t>
+      </w:r>
+      <w:r>
+        <w:t xml:space="preserve"> </w:t>
+      </w:r>
+      <w:r>
+        <w:t xml:space="preserve">Ground-truth protocols and reference validation datasets for incident, parking, delay, and equipment-health prediction. Phase 1: protocol design (months 1–9). Phase 2: dataset collection (months 9–24). Phase 3: publication (months 24–36).</w:t>
+      </w:r>
+      <w:r>
+        <w:t xml:space="preserve"> </w:t>
+      </w:r>
+      <w:r>
+        <w:rPr>
+          <w:i/>
+          <w:iCs/>
+        </w:rPr>
+        <w:t xml:space="preserve">Owner:</w:t>
+      </w:r>
+      <w:r>
+        <w:t xml:space="preserve"> </w:t>
+      </w:r>
+      <w:r>
+        <w:t xml:space="preserve">FHWA RD&amp;T, TFHRC, NCHRP.</w:t>
+      </w:r>
+    </w:p>
+    <w:p>
+      <w:pPr>
+        <w:pStyle w:val="BodyText"/>
+      </w:pPr>
+      <w:r>
+        <w:rPr>
+          <w:b/>
+          <w:bCs/>
+        </w:rPr>
+        <w:t xml:space="preserve">B.3 Coverage Gap and Cross-State Correlation Research.</w:t>
+      </w:r>
+      <w:r>
+        <w:t xml:space="preserve"> </w:t>
+      </w:r>
+      <w:r>
+        <w:rPr>
+          <w:i/>
+          <w:iCs/>
+        </w:rPr>
+        <w:t xml:space="preserve">State lens:</w:t>
+      </w:r>
+      <w:r>
+        <w:t xml:space="preserve"> </w:t>
+      </w:r>
+      <w:r>
+        <w:t xml:space="preserve">A state planning a multi-state operations strategy has no federally-curated, public view of where the national event picture is incomplete — which neighbors publish, what they publish, and where the gaps are.</w:t>
+      </w:r>
+      <w:r>
+        <w:t xml:space="preserve"> </w:t>
+      </w:r>
+      <w:r>
+        <w:rPr>
+          <w:i/>
+          <w:iCs/>
+        </w:rPr>
+        <w:t xml:space="preserve">Research scope:</w:t>
+      </w:r>
+      <w:r>
+        <w:t xml:space="preserve"> </w:t>
+      </w:r>
+      <w:r>
+        <w:t xml:space="preserve">Methodology and ongoing public assessment of national coverage gaps and cross-state event correlation reliability. Phase 1: methodology + initial assessment (months 1–12). Phase 2: continuous updating (months 12–30). Phase 3: reporting interface (months 30–36).</w:t>
+      </w:r>
+      <w:r>
+        <w:t xml:space="preserve"> </w:t>
+      </w:r>
+      <w:r>
+        <w:rPr>
+          <w:i/>
+          <w:iCs/>
+        </w:rPr>
+        <w:t xml:space="preserve">Owner:</w:t>
+      </w:r>
+      <w:r>
+        <w:t xml:space="preserve"> </w:t>
+      </w:r>
+      <w:r>
+        <w:t xml:space="preserve">FHWA RD&amp;T.</w:t>
+      </w:r>
+    </w:p>
+    <w:bookmarkEnd w:id="17"/>
+    <w:bookmarkStart w:id="18" w:name="c.-operations-workflows-and-coordination"/>
+    <w:p>
+      <w:pPr>
+        <w:pStyle w:val="Heading3"/>
+      </w:pPr>
+      <w:r>
+        <w:t xml:space="preserve">C. Operations Workflows and Coordination</w:t>
+      </w:r>
+    </w:p>
+    <w:p>
+      <w:pPr>
+        <w:pStyle w:val="FirstParagraph"/>
+      </w:pPr>
+      <w:r>
+        <w:rPr>
+          <w:b/>
+          <w:bCs/>
+        </w:rPr>
+        <w:t xml:space="preserve">C.1 Multi-State Closure Approval and Diversion Coordination Research.</w:t>
+      </w:r>
+      <w:r>
+        <w:t xml:space="preserve"> </w:t>
+      </w:r>
+      <w:r>
+        <w:rPr>
+          <w:i/>
+          <w:iCs/>
+        </w:rPr>
+        <w:t xml:space="preserve">State lens:</w:t>
+      </w:r>
+      <w:r>
+        <w:t xml:space="preserve"> </w:t>
+      </w:r>
+      <w:r>
+        <w:t xml:space="preserve">Multi-state freight-corridor closures and diversions today coordinate by phone and email between state TMCs. There is no federal protocol or data-exchange standard supporting cross-state coordination at operational tempo.</w:t>
+      </w:r>
+      <w:r>
+        <w:t xml:space="preserve"> </w:t>
+      </w:r>
+      <w:r>
+        <w:rPr>
+          <w:i/>
+          <w:iCs/>
+        </w:rPr>
+        <w:t xml:space="preserve">Research scope:</w:t>
+      </w:r>
+      <w:r>
+        <w:t xml:space="preserve"> </w:t>
+      </w:r>
+      <w:r>
+        <w:t xml:space="preserve">Reference coordination protocol and supporting data-exchange specification for multi-state planned closures and diversion routes. Phase 1: process and gap analysis (months 1–9). Phase 2: protocol design (months 9–24). Phase 3: pilot with two to three corridors (months 24–36).</w:t>
+      </w:r>
+      <w:r>
+        <w:t xml:space="preserve"> </w:t>
+      </w:r>
+      <w:r>
+        <w:rPr>
+          <w:i/>
+          <w:iCs/>
+        </w:rPr>
+        <w:t xml:space="preserve">Owner:</w:t>
+      </w:r>
+      <w:r>
+        <w:t xml:space="preserve"> </w:t>
+      </w:r>
+      <w:r>
+        <w:t xml:space="preserve">FHWA RD&amp;T with AASHTO.</w:t>
+      </w:r>
+    </w:p>
+    <w:p>
+      <w:pPr>
+        <w:pStyle w:val="BodyText"/>
+      </w:pPr>
+      <w:r>
+        <w:rPr>
+          <w:b/>
+          <w:bCs/>
+        </w:rPr>
+        <w:t xml:space="preserve">C.2 Dynamic Message Sign Messaging Conformance and Effectiveness Research.</w:t>
+      </w:r>
+      <w:r>
+        <w:t xml:space="preserve"> </w:t>
+      </w:r>
+      <w:r>
+        <w:rPr>
+          <w:i/>
+          <w:iCs/>
+        </w:rPr>
+        <w:t xml:space="preserve">State lens:</w:t>
+      </w:r>
+      <w:r>
+        <w:t xml:space="preserve"> </w:t>
+      </w:r>
+      <w:r>
+        <w:t xml:space="preserve">The same multi-state incident is signed differently in each state the driver passes through. Inconsistency is well-known to state DOT operations leadership; its effectiveness cost is not well-characterized.</w:t>
+      </w:r>
+      <w:r>
+        <w:t xml:space="preserve"> </w:t>
+      </w:r>
+      <w:r>
+        <w:rPr>
+          <w:i/>
+          <w:iCs/>
+        </w:rPr>
+        <w:t xml:space="preserve">Research scope:</w:t>
+      </w:r>
+      <w:r>
+        <w:t xml:space="preserve"> </w:t>
+      </w:r>
+      <w:r>
+        <w:t xml:space="preserve">Empirical effectiveness research and a recommended cross-state message-pattern library. Phase 1: cross-state DMS messaging audit (months 1–9). Phase 2: effectiveness study (months 9–24). Phase 3: pattern library publication (months 24–36).</w:t>
+      </w:r>
+      <w:r>
+        <w:t xml:space="preserve"> </w:t>
+      </w:r>
+      <w:r>
+        <w:rPr>
+          <w:i/>
+          <w:iCs/>
+        </w:rPr>
+        <w:t xml:space="preserve">Owner:</w:t>
+      </w:r>
+      <w:r>
+        <w:t xml:space="preserve"> </w:t>
+      </w:r>
+      <w:r>
+        <w:t xml:space="preserve">FHWA RD&amp;T with state DOT participation.</w:t>
+      </w:r>
+    </w:p>
+    <w:p>
+      <w:pPr>
+        <w:pStyle w:val="BodyText"/>
+      </w:pPr>
+      <w:r>
+        <w:rPr>
+          <w:b/>
+          <w:bCs/>
+        </w:rPr>
+        <w:t xml:space="preserve">C.3 Truck-Parking Sensor Data Quality Research.</w:t>
+      </w:r>
+      <w:r>
+        <w:t xml:space="preserve"> </w:t>
+      </w:r>
+      <w:r>
+        <w:rPr>
+          <w:i/>
+          <w:iCs/>
+        </w:rPr>
+        <w:t xml:space="preserve">State lens:</w:t>
+      </w:r>
+      <w:r>
+        <w:t xml:space="preserve"> </w:t>
+      </w:r>
+      <w:r>
+        <w:t xml:space="preserve">MAASTO TPIMS demonstrates that federal coordination of state data systems works at the protocol level. The limiting factor on impact is sensor data quality — a substantial portion of Illinois sites currently flag their own data as untrusted. This is a TFHRC sensors lab question, not a state question.</w:t>
+      </w:r>
+      <w:r>
+        <w:t xml:space="preserve"> </w:t>
+      </w:r>
+      <w:r>
+        <w:rPr>
+          <w:i/>
+          <w:iCs/>
+        </w:rPr>
+        <w:t xml:space="preserve">Research scope:</w:t>
+      </w:r>
+      <w:r>
+        <w:t xml:space="preserve"> </w:t>
+      </w:r>
+      <w:r>
+        <w:t xml:space="preserve">Sensor reliability research, calibration methodology, and reference deployment guidance for truck parking sensing. Phase 1: failure-mode characterization (months 1–9). Phase 2: calibration methodology (months 9–24). Phase 3: reference deployment guidance (months 24–36).</w:t>
+      </w:r>
+      <w:r>
+        <w:t xml:space="preserve"> </w:t>
+      </w:r>
+      <w:r>
+        <w:rPr>
+          <w:i/>
+          <w:iCs/>
+        </w:rPr>
+        <w:t xml:space="preserve">Owner:</w:t>
+      </w:r>
+      <w:r>
+        <w:t xml:space="preserve"> </w:t>
+      </w:r>
+      <w:r>
+        <w:t xml:space="preserve">FHWA RD&amp;T and TFHRC sensors lab.</w:t>
+      </w:r>
+    </w:p>
+    <w:bookmarkEnd w:id="18"/>
+    <w:bookmarkStart w:id="19" w:name="X07e087bb51ae179f6b95af6295232a687ef5729"/>
+    <w:p>
+      <w:pPr>
+        <w:pStyle w:val="Heading3"/>
+      </w:pPr>
+      <w:r>
+        <w:t xml:space="preserve">D. Compliance, Regulatory, and Permit Interoperability</w:t>
+      </w:r>
+    </w:p>
+    <w:p>
+      <w:pPr>
+        <w:pStyle w:val="FirstParagraph"/>
+      </w:pPr>
+      <w:r>
+        <w:rPr>
+          <w:b/>
+          <w:bCs/>
+        </w:rPr>
+        <w:t xml:space="preserve">D.1 IPAWS Road-Impact Authoring Conformance Research.</w:t>
+      </w:r>
+      <w:r>
+        <w:t xml:space="preserve"> </w:t>
+      </w:r>
+      <w:r>
+        <w:rPr>
+          <w:i/>
+          <w:iCs/>
+        </w:rPr>
+        <w:t xml:space="preserve">State lens:</w:t>
+      </w:r>
+      <w:r>
+        <w:t xml:space="preserve"> </w:t>
+      </w:r>
+      <w:r>
+        <w:t xml:space="preserve">IPAWS is a federal capability state DOTs use unevenly. From the state side, the on-ramp from operational events to CAP-compliant authoring is unclear and inconsistent.</w:t>
+      </w:r>
+      <w:r>
+        <w:t xml:space="preserve"> </w:t>
+      </w:r>
+      <w:r>
+        <w:rPr>
+          <w:i/>
+          <w:iCs/>
+        </w:rPr>
+        <w:t xml:space="preserve">Research scope:</w:t>
+      </w:r>
+      <w:r>
+        <w:t xml:space="preserve"> </w:t>
+      </w:r>
+      <w:r>
+        <w:t xml:space="preserve">Conformance methodology and per-state assessment of road-impact IPAWS authoring; operator-workflow integration patterns. Phase 1: state survey (months 1–9). Phase 2: methodology + assessment (months 9–24). Phase 3: integration-pattern publication (months 24–30).</w:t>
+      </w:r>
+      <w:r>
+        <w:t xml:space="preserve"> </w:t>
+      </w:r>
+      <w:r>
+        <w:rPr>
+          <w:i/>
+          <w:iCs/>
+        </w:rPr>
+        <w:t xml:space="preserve">Owner:</w:t>
+      </w:r>
+      <w:r>
+        <w:t xml:space="preserve"> </w:t>
+      </w:r>
+      <w:r>
+        <w:t xml:space="preserve">FHWA RD&amp;T with FEMA IPAWS Program Office.</w:t>
+      </w:r>
+    </w:p>
+    <w:p>
+      <w:pPr>
+        <w:pStyle w:val="BodyText"/>
+      </w:pPr>
+      <w:r>
+        <w:rPr>
+          <w:b/>
+          <w:bCs/>
+        </w:rPr>
+        <w:t xml:space="preserve">D.2 OS/OW Permit-Rule Interoperability Research.</w:t>
+      </w:r>
+      <w:r>
+        <w:t xml:space="preserve"> </w:t>
+      </w:r>
+      <w:r>
+        <w:rPr>
+          <w:i/>
+          <w:iCs/>
+        </w:rPr>
+        <w:t xml:space="preserve">State lens:</w:t>
+      </w:r>
+      <w:r>
+        <w:t xml:space="preserve"> </w:t>
+      </w:r>
+      <w:r>
+        <w:t xml:space="preserve">States have made significant individual progress on oversize/overweight permit-rule digitization. Cross-state corridor consistency remains poor in structure, vocabulary, and exchange. Freight carriers and routing engines absorb that cost.</w:t>
+      </w:r>
+      <w:r>
+        <w:t xml:space="preserve"> </w:t>
+      </w:r>
+      <w:r>
+        <w:rPr>
+          <w:i/>
+          <w:iCs/>
+        </w:rPr>
+        <w:t xml:space="preserve">Research scope:</w:t>
+      </w:r>
+      <w:r>
+        <w:t xml:space="preserve"> </w:t>
+      </w:r>
+      <w:r>
+        <w:t xml:space="preserve">Permit-rule data model and exchange specification. Phase 1: state-by-state encoding survey (months 1–9). Phase 2: data model design (months 9–24). Phase 3: pilot exchange across a NASCO corridor (months 24–36).</w:t>
+      </w:r>
+      <w:r>
+        <w:t xml:space="preserve"> </w:t>
+      </w:r>
+      <w:r>
+        <w:rPr>
+          <w:i/>
+          <w:iCs/>
+        </w:rPr>
+        <w:t xml:space="preserve">Owner:</w:t>
+      </w:r>
+      <w:r>
+        <w:t xml:space="preserve"> </w:t>
+      </w:r>
+      <w:r>
+        <w:t xml:space="preserve">FHWA RD&amp;T with NASCO and AASHTO.</w:t>
+      </w:r>
+    </w:p>
+    <w:p>
+      <w:pPr>
+        <w:pStyle w:val="BodyText"/>
+      </w:pPr>
+      <w:r>
+        <w:rPr>
+          <w:b/>
+          <w:bCs/>
+        </w:rPr>
+        <w:t xml:space="preserve">D.3 Bridge-Clearance and Restriction Data Interoperability Research.</w:t>
+      </w:r>
+      <w:r>
+        <w:t xml:space="preserve"> </w:t>
+      </w:r>
+      <w:r>
+        <w:rPr>
+          <w:i/>
+          <w:iCs/>
+        </w:rPr>
+        <w:t xml:space="preserve">State lens:</w:t>
+      </w:r>
+      <w:r>
+        <w:t xml:space="preserve"> </w:t>
+      </w:r>
+      <w:r>
+        <w:t xml:space="preserve">Bridge clearance data is heterogeneous across states (units, datum reference, posted vs. measured); over-height-vehicle routing fails at state lines because of it.</w:t>
+      </w:r>
+      <w:r>
+        <w:t xml:space="preserve"> </w:t>
+      </w:r>
+      <w:r>
+        <w:rPr>
+          <w:i/>
+          <w:iCs/>
+        </w:rPr>
+        <w:t xml:space="preserve">Research scope:</w:t>
+      </w:r>
+      <w:r>
+        <w:t xml:space="preserve"> </w:t>
+      </w:r>
+      <w:r>
+        <w:t xml:space="preserve">Standard exchange format for low-clearance, weight-restricted, and hazardous-cargo-restricted infrastructure inventory. Phase 1: state inventory survey (months 1–9). Phase 2: data model (months 9–24). Phase 3: pilot exchange (months 24–36).</w:t>
+      </w:r>
+      <w:r>
+        <w:t xml:space="preserve"> </w:t>
+      </w:r>
+      <w:r>
+        <w:rPr>
+          <w:i/>
+          <w:iCs/>
+        </w:rPr>
+        <w:t xml:space="preserve">Owner:</w:t>
+      </w:r>
+      <w:r>
+        <w:t xml:space="preserve"> </w:t>
+      </w:r>
+      <w:r>
+        <w:t xml:space="preserve">FHWA RD&amp;T with AASHTO Bridges Committee.</w:t>
+      </w:r>
+    </w:p>
+    <w:bookmarkEnd w:id="19"/>
+    <w:bookmarkStart w:id="20" w:name="e.-decision-support-and-asset-management"/>
+    <w:p>
+      <w:pPr>
+        <w:pStyle w:val="Heading3"/>
+      </w:pPr>
+      <w:r>
+        <w:t xml:space="preserve">E. Decision Support and Asset Management</w:t>
+      </w:r>
+    </w:p>
+    <w:p>
+      <w:pPr>
+        <w:pStyle w:val="FirstParagraph"/>
+      </w:pPr>
+      <w:r>
+        <w:rPr>
+          <w:b/>
+          <w:bCs/>
+        </w:rPr>
+        <w:t xml:space="preserve">E.1 Asset Health and ITS Equipment Status Interoperability Research.</w:t>
+      </w:r>
+      <w:r>
+        <w:t xml:space="preserve"> </w:t>
+      </w:r>
+      <w:r>
+        <w:rPr>
+          <w:i/>
+          <w:iCs/>
+        </w:rPr>
+        <w:t xml:space="preserve">State lens:</w:t>
+      </w:r>
+      <w:r>
+        <w:t xml:space="preserve"> </w:t>
+      </w:r>
+      <w:r>
+        <w:t xml:space="preserve">State asset-health data — cameras, DMS, RWIS, V2X RSUs — exists per-state with no exchange standard. Cross-state coordination and federal asset-management RD&amp;T both suffer.</w:t>
+      </w:r>
+      <w:r>
+        <w:t xml:space="preserve"> </w:t>
+      </w:r>
+      <w:r>
+        <w:rPr>
+          <w:i/>
+          <w:iCs/>
+        </w:rPr>
+        <w:t xml:space="preserve">Research scope:</w:t>
+      </w:r>
+      <w:r>
+        <w:t xml:space="preserve"> </w:t>
+      </w:r>
+      <w:r>
+        <w:t xml:space="preserve">Equipment status schema and reference implementation. Phase 1: requirements (months 1–9). Phase 2: schema + reference impl. (months 9–24). Phase 3: pilot with three states (months 24–36).</w:t>
+      </w:r>
+      <w:r>
+        <w:t xml:space="preserve"> </w:t>
+      </w:r>
+      <w:r>
+        <w:rPr>
+          <w:i/>
+          <w:iCs/>
+        </w:rPr>
+        <w:t xml:space="preserve">Owner:</w:t>
+      </w:r>
+      <w:r>
+        <w:t xml:space="preserve"> </w:t>
+      </w:r>
+      <w:r>
+        <w:t xml:space="preserve">FHWA RD&amp;T and TFHRC operations lab.</w:t>
+      </w:r>
+    </w:p>
+    <w:p>
+      <w:pPr>
+        <w:pStyle w:val="BodyText"/>
+      </w:pPr>
+      <w:r>
+        <w:rPr>
+          <w:b/>
+          <w:bCs/>
+        </w:rPr>
+        <w:t xml:space="preserve">E.2 Digital Project Delivery — Transportation IFC/BIM Profile Research.</w:t>
+      </w:r>
+      <w:r>
+        <w:t xml:space="preserve"> </w:t>
+      </w:r>
+      <w:r>
+        <w:rPr>
+          <w:i/>
+          <w:iCs/>
+        </w:rPr>
+        <w:t xml:space="preserve">State lens:</w:t>
+      </w:r>
+      <w:r>
+        <w:t xml:space="preserve"> </w:t>
+      </w:r>
+      <w:r>
+        <w:t xml:space="preserve">States are being asked to deliver digitally; IFC was designed for vertical construction and transportation use is inconsistent. The Letter Report’s promise of</w:t>
+      </w:r>
+      <w:r>
+        <w:t xml:space="preserve"> </w:t>
+      </w:r>
+      <w:r>
+        <w:t xml:space="preserve">“accelerating delivery of highway projects”</w:t>
+      </w:r>
+      <w:r>
+        <w:t xml:space="preserve"> </w:t>
+      </w:r>
+      <w:r>
+        <w:t xml:space="preserve">depends on this profile existing.</w:t>
+      </w:r>
+      <w:r>
+        <w:t xml:space="preserve"> </w:t>
+      </w:r>
+      <w:r>
+        <w:rPr>
+          <w:i/>
+          <w:iCs/>
+        </w:rPr>
+        <w:t xml:space="preserve">Research scope:</w:t>
+      </w:r>
+      <w:r>
+        <w:t xml:space="preserve"> </w:t>
+      </w:r>
+      <w:r>
+        <w:t xml:space="preserve">Transportation IFC profile, metadata standards, and reference exchange tooling. Phase 1: requirements + profile draft (months 1–12). Phase 2: pilot exchange (months 12–24). Phase 3: standards-body submission (months 24–36).</w:t>
+      </w:r>
+      <w:r>
+        <w:t xml:space="preserve"> </w:t>
+      </w:r>
+      <w:r>
+        <w:rPr>
+          <w:i/>
+          <w:iCs/>
+        </w:rPr>
+        <w:t xml:space="preserve">Owner:</w:t>
+      </w:r>
+      <w:r>
+        <w:t xml:space="preserve"> </w:t>
+      </w:r>
+      <w:r>
+        <w:t xml:space="preserve">TFHRC infrastructure RD&amp;T.</w:t>
+      </w:r>
+    </w:p>
+    <w:bookmarkEnd w:id="20"/>
+    <w:bookmarkStart w:id="21" w:name="Xc2a641a036e347f4ba75126a2ccc14e23a9e6ed"/>
+    <w:p>
+      <w:pPr>
+        <w:pStyle w:val="Heading3"/>
+      </w:pPr>
+      <w:r>
+        <w:t xml:space="preserve">F. Vendor Transparency and Practitioner Costs</w:t>
+      </w:r>
+    </w:p>
+    <w:p>
+      <w:pPr>
+        <w:pStyle w:val="FirstParagraph"/>
+      </w:pPr>
+      <w:r>
+        <w:rPr>
+          <w:b/>
+          <w:bCs/>
+        </w:rPr>
+        <w:t xml:space="preserve">F.1 Independent Comparative Evaluation Methodology for Commercial Data Products.</w:t>
+      </w:r>
+      <w:r>
+        <w:t xml:space="preserve"> </w:t>
+      </w:r>
+      <w:r>
+        <w:rPr>
+          <w:i/>
+          <w:iCs/>
+        </w:rPr>
+        <w:t xml:space="preserve">State lens:</w:t>
+      </w:r>
+      <w:r>
+        <w:t xml:space="preserve"> </w:t>
+      </w:r>
+      <w:r>
+        <w:t xml:space="preserve">Each state’s procurement cycle replicates substantially the same RFP and vendor-comparison work. No federally-curated methodology exists. The cost to states is direct and recurring.</w:t>
+      </w:r>
+      <w:r>
+        <w:t xml:space="preserve"> </w:t>
+      </w:r>
+      <w:r>
+        <w:rPr>
+          <w:i/>
+          <w:iCs/>
+        </w:rPr>
+        <w:t xml:space="preserve">Research scope:</w:t>
+      </w:r>
+      <w:r>
+        <w:t xml:space="preserve"> </w:t>
+      </w:r>
+      <w:r>
+        <w:t xml:space="preserve">Open methodology and empirical findings for head-to-head evaluation of probe, incident, and work-zone data products. Phase 1: methodology design (months 1–9). Phase 2: empirical evaluation cycle (months 9–24). Phase 3: publication (months 24–30). Explicitly</w:t>
+      </w:r>
+      <w:r>
+        <w:t xml:space="preserve"> </w:t>
+      </w:r>
+      <w:r>
+        <w:rPr>
+          <w:b/>
+          <w:bCs/>
+        </w:rPr>
+        <w:t xml:space="preserve">not</w:t>
+      </w:r>
+      <w:r>
+        <w:t xml:space="preserve"> </w:t>
+      </w:r>
+      <w:r>
+        <w:t xml:space="preserve">procurement recommendations or product endorsements.</w:t>
+      </w:r>
+      <w:r>
+        <w:t xml:space="preserve"> </w:t>
+      </w:r>
+      <w:r>
+        <w:rPr>
+          <w:i/>
+          <w:iCs/>
+        </w:rPr>
+        <w:t xml:space="preserve">Owner:</w:t>
+      </w:r>
+      <w:r>
+        <w:t xml:space="preserve"> </w:t>
+      </w:r>
+      <w:r>
+        <w:t xml:space="preserve">FHWA RD&amp;T and NCHRP joint topic.</w:t>
+      </w:r>
+    </w:p>
+    <w:p>
+      <w:pPr>
+        <w:pStyle w:val="BodyText"/>
+      </w:pPr>
+      <w:r>
+        <w:rPr>
+          <w:b/>
+          <w:bCs/>
+        </w:rPr>
+        <w:t xml:space="preserve">F.2 Downstream-Cost Research on TFHRC External-Engagement Constraints.</w:t>
+      </w:r>
+      <w:r>
+        <w:t xml:space="preserve"> </w:t>
+      </w:r>
+      <w:r>
+        <w:rPr>
+          <w:i/>
+          <w:iCs/>
+        </w:rPr>
+        <w:t xml:space="preserve">State lens:</w:t>
+      </w:r>
+      <w:r>
+        <w:t xml:space="preserve"> </w:t>
+      </w:r>
+      <w:r>
+        <w:t xml:space="preserve">As a state-side consumer of federal research, the constraints flagged in Letter Report Recommendation 2 are not abstract — HSIS dark-out, reduced AMRP detail, reduced conference engagement each have measurable downstream costs in state operations and research efficiency.</w:t>
+      </w:r>
+      <w:r>
+        <w:t xml:space="preserve"> </w:t>
+      </w:r>
+      <w:r>
+        <w:rPr>
+          <w:i/>
+          <w:iCs/>
+        </w:rPr>
+        <w:t xml:space="preserve">Research scope:</w:t>
+      </w:r>
+      <w:r>
+        <w:t xml:space="preserve"> </w:t>
+      </w:r>
+      <w:r>
+        <w:t xml:space="preserve">Empirical characterization of downstream cost to inform process change inside FHWA. Phase 1: practitioner survey (months 1–6). Phase 2: empirical assessment (months 6–18). Phase 3: synthesis report (months 18–24).</w:t>
+      </w:r>
+      <w:r>
+        <w:t xml:space="preserve"> </w:t>
+      </w:r>
+      <w:r>
+        <w:rPr>
+          <w:i/>
+          <w:iCs/>
+        </w:rPr>
+        <w:t xml:space="preserve">Owner:</w:t>
+      </w:r>
+      <w:r>
+        <w:t xml:space="preserve"> </w:t>
+      </w:r>
+      <w:r>
+        <w:t xml:space="preserve">TRB Cooperative Research Program.</w:t>
+      </w:r>
+    </w:p>
+    <w:bookmarkEnd w:id="21"/>
+    <w:bookmarkEnd w:id="22"/>
+    <w:bookmarkStart w:id="23" w:name="closing"/>
     <w:p>
       <w:pPr>
         <w:pStyle w:val="Heading2"/>
       </w:pPr>
       <w:r>
-        <w:t xml:space="preserve">2. Source and Breadth of Empirical Observations</w:t>
+        <w:t xml:space="preserve">Closing</w:t>
       </w:r>
     </w:p>
     <w:p>
@@ -184,943 +1636,7 @@
         <w:pStyle w:val="FirstParagraph"/>
       </w:pPr>
       <w:r>
-        <w:t xml:space="preserve">The observations below are drawn from end-to-end integration covering the following surfaces:</w:t>
-      </w:r>
-    </w:p>
-    <w:p>
-      <w:pPr>
-        <w:pStyle w:val="BodyText"/>
-      </w:pPr>
-      <w:r>
-        <w:rPr>
-          <w:b/>
-          <w:bCs/>
-        </w:rPr>
-        <w:t xml:space="preserve">Federal and state real-time public feed ingestion.</w:t>
-      </w:r>
-      <w:r>
-        <w:t xml:space="preserve"> </w:t>
-      </w:r>
-      <w:r>
-        <w:t xml:space="preserve">Work Zone Data Exchange at versions 3.0 through 4.2 across approximately 39 state and sub-state producers; Connected Work Zones (CWZ 1.0); Common Incident Format Specification via the Eastern Transportation Coalition; TMDD-derived state ATIS APIs in the Iteris/iBi family; MAASTO Truck Parking Information Management System v2.2; National Weather Service Alerts; CBP Border Wait Times; NPS Road Events; and sub-state and international producers including the City of Austin, St. Charles County Missouri, Maricopa County, and Quebec City.</w:t>
-      </w:r>
-    </w:p>
-    <w:p>
-      <w:pPr>
-        <w:pStyle w:val="BodyText"/>
-      </w:pPr>
-      <w:r>
-        <w:rPr>
-          <w:b/>
-          <w:bCs/>
-        </w:rPr>
-        <w:t xml:space="preserve">Data quality measurement and grading.</w:t>
-      </w:r>
-      <w:r>
-        <w:t xml:space="preserve"> </w:t>
-      </w:r>
-      <w:r>
-        <w:t xml:space="preserve">A composite Data Quality Index applied across producers (accuracy, conformance, completeness, timeliness, governance, lifecycle hygiene); per-state and per-vendor leaderboards; per-event confidence scoring; coverage gap and feed-alignment analysis; cross-state event correlation; anomaly detection.</w:t>
-      </w:r>
-    </w:p>
-    <w:p>
-      <w:pPr>
-        <w:pStyle w:val="BodyText"/>
-      </w:pPr>
-      <w:r>
-        <w:rPr>
-          <w:b/>
-          <w:bCs/>
-        </w:rPr>
-        <w:t xml:space="preserve">Standards translation and provenance.</w:t>
-      </w:r>
-      <w:r>
-        <w:t xml:space="preserve"> </w:t>
-      </w:r>
-      <w:r>
-        <w:t xml:space="preserve">Crosswalks between WZDx, TMDD, CIFS, CWZ 1.0, SAE J2735, and Common Alerting Protocol; WZDx version upgrade tooling; per-event provenance and lineage tracking; geometry validation.</w:t>
-      </w:r>
-    </w:p>
-    <w:p>
-      <w:pPr>
-        <w:pStyle w:val="BodyText"/>
-      </w:pPr>
-      <w:r>
-        <w:rPr>
-          <w:b/>
-          <w:bCs/>
-        </w:rPr>
-        <w:t xml:space="preserve">Operations workflows.</w:t>
-      </w:r>
-      <w:r>
-        <w:t xml:space="preserve"> </w:t>
-      </w:r>
-      <w:r>
-        <w:t xml:space="preserve">Dynamic message sign authoring with template management and approval; multi-state closure approval with state-DOT review and audit log; pre-staged diversion routes with road-snapping; corridor situational-awareness briefings; corridor delay estimation; route optimization across active events.</w:t>
-      </w:r>
-    </w:p>
-    <w:p>
-      <w:pPr>
-        <w:pStyle w:val="BodyText"/>
-      </w:pPr>
-      <w:r>
-        <w:rPr>
-          <w:b/>
-          <w:bCs/>
-        </w:rPr>
-        <w:t xml:space="preserve">Compliance, regulatory, and permit tools.</w:t>
-      </w:r>
-      <w:r>
-        <w:t xml:space="preserve"> </w:t>
-      </w:r>
-      <w:r>
-        <w:t xml:space="preserve">IPAWS integration for road-impacting public alerts (active alerts, rules configuration, after-action review, compliance assessment); NASCO corridor regulations; state and corridor-level oversize/overweight permit-rule representation; bridge-clearance warnings.</w:t>
-      </w:r>
-    </w:p>
-    <w:p>
-      <w:pPr>
-        <w:pStyle w:val="BodyText"/>
-      </w:pPr>
-      <w:r>
-        <w:rPr>
-          <w:b/>
-          <w:bCs/>
-        </w:rPr>
-        <w:t xml:space="preserve">Predictive analytics and validation.</w:t>
-      </w:r>
-      <w:r>
-        <w:t xml:space="preserve"> </w:t>
-      </w:r>
-      <w:r>
-        <w:t xml:space="preserve">Event probability forecasting; truck-parking occupancy forecasting with calibration; corridor risk forecasting; equipment-failure forecasting; ground-truth dashboards comparing reported and observed conditions.</w:t>
-      </w:r>
-    </w:p>
-    <w:p>
-      <w:pPr>
-        <w:pStyle w:val="BodyText"/>
-      </w:pPr>
-      <w:r>
-        <w:rPr>
-          <w:b/>
-          <w:bCs/>
-        </w:rPr>
-        <w:t xml:space="preserve">Decision support and digital project delivery.</w:t>
-      </w:r>
-      <w:r>
-        <w:t xml:space="preserve"> </w:t>
-      </w:r>
-      <w:r>
-        <w:t xml:space="preserve">Asset and equipment health monitoring; ITS equipment inventory and proximity lookup; CADD model libraries; IFC/BIM model viewing in-context; digital infrastructure readiness assessment per state.</w:t>
-      </w:r>
-    </w:p>
-    <w:p>
-      <w:pPr>
-        <w:pStyle w:val="BodyText"/>
-      </w:pPr>
-      <w:r>
-        <w:rPr>
-          <w:b/>
-          <w:bCs/>
-        </w:rPr>
-        <w:t xml:space="preserve">Communications and coordination.</w:t>
-      </w:r>
-      <w:r>
-        <w:t xml:space="preserve"> </w:t>
-      </w:r>
-      <w:r>
-        <w:t xml:space="preserve">Operator-to-operator and state-to-state messaging; per-event annotation; calendar-based scheduling; activity timelines.</w:t>
-      </w:r>
-    </w:p>
-    <w:p>
-      <w:pPr>
-        <w:pStyle w:val="BodyText"/>
-      </w:pPr>
-      <w:r>
-        <w:rPr>
-          <w:b/>
-          <w:bCs/>
-        </w:rPr>
-        <w:t xml:space="preserve">Vendor transparency.</w:t>
-      </w:r>
-      <w:r>
-        <w:t xml:space="preserve"> </w:t>
-      </w:r>
-      <w:r>
-        <w:t xml:space="preserve">Vendor leaderboards, DQI head-to-head comparisons, per-vendor gap analysis, procurement contract and SLA tracking, cost-per-event analysis.</w:t>
-      </w:r>
-    </w:p>
-    <w:p>
-      <w:pPr>
-        <w:pStyle w:val="BodyText"/>
-      </w:pPr>
-      <w:r>
-        <w:rPr>
-          <w:b/>
-          <w:bCs/>
-        </w:rPr>
-        <w:t xml:space="preserve">Cross-cutting engineering patterns.</w:t>
-      </w:r>
-      <w:r>
-        <w:t xml:space="preserve"> </w:t>
-      </w:r>
-      <w:r>
-        <w:t xml:space="preserve">OSRM road-snapping for routing; polyline-encoded geometry transport; caching with TTLs aligned to upstream update cadence; in-flight request dedupe; schema-drift tolerance.</w:t>
-      </w:r>
-    </w:p>
-    <w:p>
-      <w:pPr>
-        <w:pStyle w:val="BodyText"/>
-      </w:pPr>
-      <w:r>
-        <w:t xml:space="preserve">End-to-end means: source identification, fetch, schema parsing, conformance checking, normalization to a common event model, cross-feed joining, operational presentation, and observation over time. This depth of engagement surfaces interoperability problems that are not visible from specification documents or from federal feed registries alone.</w:t>
-      </w:r>
-    </w:p>
-    <w:p>
-      <w:pPr>
-        <w:pStyle w:val="BodyText"/>
-      </w:pPr>
-      <w:r>
-        <w:t xml:space="preserve">A companion inventory document enumerates the surfaces in greater detail and is available on request.</w:t>
-      </w:r>
-    </w:p>
-    <w:bookmarkEnd w:id="11"/>
-    <w:bookmarkStart w:id="19" w:name="X150c8500355d074f9872776a9635c8ba0c28576"/>
-    <w:p>
-      <w:pPr>
-        <w:pStyle w:val="Heading2"/>
-      </w:pPr>
-      <w:r>
-        <w:t xml:space="preserve">3. Findings and Federal Research Recommendations</w:t>
-      </w:r>
-    </w:p>
-    <w:p>
-      <w:pPr>
-        <w:pStyle w:val="FirstParagraph"/>
-      </w:pPr>
-      <w:r>
-        <w:t xml:space="preserve">The eighteen research-investment recommendations below are organized into six clusters. They are inputs intended for the Committee’s consideration; they do not require any specific action by any agency.</w:t>
-      </w:r>
-    </w:p>
-    <w:bookmarkStart w:id="13" w:name="Xb6b82ce060bd8323b113ea9c616dd78860230e6"/>
-    <w:p>
-      <w:pPr>
-        <w:pStyle w:val="Heading3"/>
-      </w:pPr>
-      <w:r>
-        <w:t xml:space="preserve">3.A Feeds, Standards, and Interoperability Measurement</w:t>
-      </w:r>
-    </w:p>
-    <w:p>
-      <w:pPr>
-        <w:pStyle w:val="FirstParagraph"/>
-      </w:pPr>
-      <w:r>
-        <w:rPr>
-          <w:b/>
-          <w:bCs/>
-        </w:rPr>
-        <w:t xml:space="preserve">(1) Measurement-of-Interoperability Research.</w:t>
-      </w:r>
-      <w:r>
-        <w:t xml:space="preserve"> </w:t>
-      </w:r>
-      <w:r>
-        <w:t xml:space="preserve">Approximately twenty-one states publish no public Work Zone Data Exchange feed of any kind, verified against the USDOT WZDx Feed Registry.</w:t>
-      </w:r>
-      <w:r>
-        <w:rPr>
-          <w:rStyle w:val="FootnoteReference"/>
-        </w:rPr>
-        <w:footnoteReference w:id="12"/>
-      </w:r>
-      <w:r>
-        <w:t xml:space="preserve"> </w:t>
-      </w:r>
-      <w:r>
-        <w:t xml:space="preserve">Among states that do publish, conformance and quality variance is significant — invalid GeoJSON, expired TLS certificates, inconsistent field population, divergent lifecycle conventions. No federal research program publicly characterizes this variance.</w:t>
-      </w:r>
-      <w:r>
-        <w:t xml:space="preserve"> </w:t>
-      </w:r>
-      <w:r>
-        <w:rPr>
-          <w:b/>
-          <w:bCs/>
-        </w:rPr>
-        <w:t xml:space="preserve">Recommendation:</w:t>
-      </w:r>
-      <w:r>
-        <w:t xml:space="preserve"> </w:t>
-      </w:r>
-      <w:r>
-        <w:t xml:space="preserve">FHWA RD&amp;T fund a sustained measurement-of-interoperability research program covering major public digital infrastructure feeds, with open methodology and public per-producer results.</w:t>
-      </w:r>
-    </w:p>
-    <w:p>
-      <w:pPr>
-        <w:pStyle w:val="BodyText"/>
-      </w:pPr>
-      <w:r>
-        <w:rPr>
-          <w:b/>
-          <w:bCs/>
-        </w:rPr>
-        <w:t xml:space="preserve">(2) Authoritative Cross-Specification Crosswalk Research.</w:t>
-      </w:r>
-      <w:r>
-        <w:t xml:space="preserve"> </w:t>
-      </w:r>
-      <w:r>
-        <w:t xml:space="preserve">The dominant integration cost across the practitioner community is translation among WZDx, TMDD, CIFS, CWZ 1.0, SAE J2735, and Common Alerting Protocol. Every consumer reinvents these mappings and they diverge silently.</w:t>
-      </w:r>
-      <w:r>
-        <w:t xml:space="preserve"> </w:t>
-      </w:r>
-      <w:r>
-        <w:rPr>
-          <w:b/>
-          <w:bCs/>
-        </w:rPr>
-        <w:t xml:space="preserve">Recommendation:</w:t>
-      </w:r>
-      <w:r>
-        <w:t xml:space="preserve"> </w:t>
-      </w:r>
-      <w:r>
-        <w:t xml:space="preserve">FHWA RD&amp;T, in coordination with relevant standards bodies, fund research producing authoritative reference crosswalks and at least one open-source reference normalization implementation.</w:t>
-      </w:r>
-    </w:p>
-    <w:p>
-      <w:pPr>
-        <w:pStyle w:val="BodyText"/>
-      </w:pPr>
-      <w:r>
-        <w:rPr>
-          <w:b/>
-          <w:bCs/>
-        </w:rPr>
-        <w:t xml:space="preserve">(3) Sub-State and Regional Digital Infrastructure Layer Research.</w:t>
-      </w:r>
-      <w:r>
-        <w:t xml:space="preserve"> </w:t>
-      </w:r>
-      <w:r>
-        <w:t xml:space="preserve">Sub-state and regional public-sector producers contribute materially to national coverage (City of Austin, St. Charles County, Maricopa County, Quebec City), and in some jurisdictions overlap incompatibly with state-level feeds (PennDOT vs. PA Turnpike; IDOT vs. Illinois Tollway vs. City of Chicago).</w:t>
-      </w:r>
-      <w:r>
-        <w:t xml:space="preserve"> </w:t>
-      </w:r>
-      <w:r>
-        <w:rPr>
-          <w:b/>
-          <w:bCs/>
-        </w:rPr>
-        <w:t xml:space="preserve">Recommendation:</w:t>
-      </w:r>
-      <w:r>
-        <w:t xml:space="preserve"> </w:t>
-      </w:r>
-      <w:r>
-        <w:t xml:space="preserve">FHWA RD&amp;T jointly with NCHRP fund research characterizing prevalence, conformance, overlap, and harmonization levers in this layer.</w:t>
-      </w:r>
-    </w:p>
-    <w:p>
-      <w:pPr>
-        <w:pStyle w:val="BodyText"/>
-      </w:pPr>
-      <w:r>
-        <w:rPr>
-          <w:b/>
-          <w:bCs/>
-        </w:rPr>
-        <w:t xml:space="preserve">(4) Non-WZDx Federal-Partner Feed Integration Patterns Research.</w:t>
-      </w:r>
-      <w:r>
-        <w:t xml:space="preserve"> </w:t>
-      </w:r>
-      <w:r>
-        <w:t xml:space="preserve">NWS Alerts, CBP Border Wait Times, NPS Road Events, and IPAWS exist independently with no canonical guidance on fusion with state work-zone and incident data.</w:t>
-      </w:r>
-      <w:r>
-        <w:t xml:space="preserve"> </w:t>
-      </w:r>
-      <w:r>
-        <w:rPr>
-          <w:b/>
-          <w:bCs/>
-        </w:rPr>
-        <w:t xml:space="preserve">Recommendation:</w:t>
-      </w:r>
-      <w:r>
-        <w:t xml:space="preserve"> </w:t>
-      </w:r>
-      <w:r>
-        <w:t xml:space="preserve">FHWA RD&amp;T, in coordination with FEMA, NWS, and CBP, fund research producing a reference architecture for federal-partner feed integration.</w:t>
-      </w:r>
-    </w:p>
-    <w:p>
-      <w:pPr>
-        <w:pStyle w:val="BodyText"/>
-      </w:pPr>
-      <w:r>
-        <w:rPr>
-          <w:b/>
-          <w:bCs/>
-        </w:rPr>
-        <w:t xml:space="preserve">(5) Provenance and Lineage Standards Research.</w:t>
-      </w:r>
-      <w:r>
-        <w:t xml:space="preserve"> </w:t>
-      </w:r>
-      <w:r>
-        <w:t xml:space="preserve">Cross-feed and cross-vendor data fusion is currently not auditable because no provenance standard exists for which feed contributed which attribute.</w:t>
-      </w:r>
-      <w:r>
-        <w:t xml:space="preserve"> </w:t>
-      </w:r>
-      <w:r>
-        <w:rPr>
-          <w:b/>
-          <w:bCs/>
-        </w:rPr>
-        <w:t xml:space="preserve">Recommendation:</w:t>
-      </w:r>
-      <w:r>
-        <w:t xml:space="preserve"> </w:t>
-      </w:r>
-      <w:r>
-        <w:t xml:space="preserve">TRB Cooperative Research Program fund research producing a provenance schema and reference implementation.</w:t>
-      </w:r>
-    </w:p>
-    <w:bookmarkEnd w:id="13"/>
-    <w:bookmarkStart w:id="14" w:name="Xf9872e6d388663aaf89995bbbdee11f5cc1c76a"/>
-    <w:p>
-      <w:pPr>
-        <w:pStyle w:val="Heading3"/>
-      </w:pPr>
-      <w:r>
-        <w:t xml:space="preserve">3.B Data Quality, Measurement, and Validation</w:t>
-      </w:r>
-    </w:p>
-    <w:p>
-      <w:pPr>
-        <w:pStyle w:val="FirstParagraph"/>
-      </w:pPr>
-      <w:r>
-        <w:rPr>
-          <w:b/>
-          <w:bCs/>
-        </w:rPr>
-        <w:t xml:space="preserve">(6) Standardized Data Quality Index Methodology Research.</w:t>
-      </w:r>
-      <w:r>
-        <w:t xml:space="preserve"> </w:t>
-      </w:r>
-      <w:r>
-        <w:t xml:space="preserve">Every quality-grading initiative currently invents its own dimensions, weights, and scales.</w:t>
-      </w:r>
-      <w:r>
-        <w:t xml:space="preserve"> </w:t>
-      </w:r>
-      <w:r>
-        <w:rPr>
-          <w:b/>
-          <w:bCs/>
-        </w:rPr>
-        <w:t xml:space="preserve">Recommendation:</w:t>
-      </w:r>
-      <w:r>
-        <w:t xml:space="preserve"> </w:t>
-      </w:r>
-      <w:r>
-        <w:t xml:space="preserve">FHWA RD&amp;T fund methodology research producing a standard, open Data Quality Index applicable across transportation feed types, with versioning.</w:t>
-      </w:r>
-    </w:p>
-    <w:p>
-      <w:pPr>
-        <w:pStyle w:val="BodyText"/>
-      </w:pPr>
-      <w:r>
-        <w:rPr>
-          <w:b/>
-          <w:bCs/>
-        </w:rPr>
-        <w:t xml:space="preserve">(7) Ground Truth and Predictive Model Validation Research.</w:t>
-      </w:r>
-      <w:r>
-        <w:t xml:space="preserve"> </w:t>
-      </w:r>
-      <w:r>
-        <w:t xml:space="preserve">Predictive analytics are deployed broadly in transportation operations without standard validation protocols.</w:t>
-      </w:r>
-      <w:r>
-        <w:t xml:space="preserve"> </w:t>
-      </w:r>
-      <w:r>
-        <w:rPr>
-          <w:b/>
-          <w:bCs/>
-        </w:rPr>
-        <w:t xml:space="preserve">Recommendation:</w:t>
-      </w:r>
-      <w:r>
-        <w:t xml:space="preserve"> </w:t>
-      </w:r>
-      <w:r>
-        <w:t xml:space="preserve">FHWA RD&amp;T and NCHRP fund research producing ground-truth protocols and reference validation datasets for incident, parking, delay, and equipment-health prediction.</w:t>
-      </w:r>
-    </w:p>
-    <w:p>
-      <w:pPr>
-        <w:pStyle w:val="BodyText"/>
-      </w:pPr>
-      <w:r>
-        <w:rPr>
-          <w:b/>
-          <w:bCs/>
-        </w:rPr>
-        <w:t xml:space="preserve">(8) Coverage Gap and Cross-State Correlation Research.</w:t>
-      </w:r>
-      <w:r>
-        <w:t xml:space="preserve"> </w:t>
-      </w:r>
-      <w:r>
-        <w:t xml:space="preserve">No federally-curated view of where the national event picture is incomplete currently exists.</w:t>
-      </w:r>
-      <w:r>
-        <w:t xml:space="preserve"> </w:t>
-      </w:r>
-      <w:r>
-        <w:rPr>
-          <w:b/>
-          <w:bCs/>
-        </w:rPr>
-        <w:t xml:space="preserve">Recommendation:</w:t>
-      </w:r>
-      <w:r>
-        <w:t xml:space="preserve"> </w:t>
-      </w:r>
-      <w:r>
-        <w:t xml:space="preserve">FHWA RD&amp;T fund research producing methodology and ongoing public coverage assessment.</w:t>
-      </w:r>
-    </w:p>
-    <w:bookmarkEnd w:id="14"/>
-    <w:bookmarkStart w:id="15" w:name="c-operations-workflows-and-coordination"/>
-    <w:p>
-      <w:pPr>
-        <w:pStyle w:val="Heading3"/>
-      </w:pPr>
-      <w:r>
-        <w:t xml:space="preserve">3.C Operations Workflows and Coordination</w:t>
-      </w:r>
-    </w:p>
-    <w:p>
-      <w:pPr>
-        <w:pStyle w:val="FirstParagraph"/>
-      </w:pPr>
-      <w:r>
-        <w:rPr>
-          <w:b/>
-          <w:bCs/>
-        </w:rPr>
-        <w:t xml:space="preserve">(9) Multi-State Closure Approval and Diversion Coordination Research.</w:t>
-      </w:r>
-      <w:r>
-        <w:t xml:space="preserve"> </w:t>
-      </w:r>
-      <w:r>
-        <w:t xml:space="preserve">Multi-state closures and diversions today coordinate ad hoc despite the demonstrably national nature of freight corridor closures.</w:t>
-      </w:r>
-      <w:r>
-        <w:t xml:space="preserve"> </w:t>
-      </w:r>
-      <w:r>
-        <w:rPr>
-          <w:b/>
-          <w:bCs/>
-        </w:rPr>
-        <w:t xml:space="preserve">Recommendation:</w:t>
-      </w:r>
-      <w:r>
-        <w:t xml:space="preserve"> </w:t>
-      </w:r>
-      <w:r>
-        <w:t xml:space="preserve">FHWA RD&amp;T, with AASHTO, fund research producing a reference coordination protocol and supporting data-exchange specification.</w:t>
-      </w:r>
-    </w:p>
-    <w:p>
-      <w:pPr>
-        <w:pStyle w:val="BodyText"/>
-      </w:pPr>
-      <w:r>
-        <w:rPr>
-          <w:b/>
-          <w:bCs/>
-        </w:rPr>
-        <w:t xml:space="preserve">(10) DMS Messaging Conformance and Effectiveness Research.</w:t>
-      </w:r>
-      <w:r>
-        <w:t xml:space="preserve"> </w:t>
-      </w:r>
-      <w:r>
-        <w:t xml:space="preserve">Cross-state DMS message inconsistency for the same incident type is well-known anecdotally but not systematically characterized.</w:t>
-      </w:r>
-      <w:r>
-        <w:t xml:space="preserve"> </w:t>
-      </w:r>
-      <w:r>
-        <w:rPr>
-          <w:b/>
-          <w:bCs/>
-        </w:rPr>
-        <w:t xml:space="preserve">Recommendation:</w:t>
-      </w:r>
-      <w:r>
-        <w:t xml:space="preserve"> </w:t>
-      </w:r>
-      <w:r>
-        <w:t xml:space="preserve">FHWA RD&amp;T fund effectiveness research and produce a recommended message-pattern library.</w:t>
-      </w:r>
-    </w:p>
-    <w:p>
-      <w:pPr>
-        <w:pStyle w:val="BodyText"/>
-      </w:pPr>
-      <w:r>
-        <w:rPr>
-          <w:b/>
-          <w:bCs/>
-        </w:rPr>
-        <w:t xml:space="preserve">(11) Truck-Parking Sensor Data Quality Research.</w:t>
-      </w:r>
-      <w:r>
-        <w:t xml:space="preserve"> </w:t>
-      </w:r>
-      <w:r>
-        <w:t xml:space="preserve">Protocol-level coordination through MAASTO is mature; the limiting factor on impact is sensor-level data quality, with a substantial portion of Illinois sites currently self-flagging as untrusted.</w:t>
-      </w:r>
-      <w:r>
-        <w:t xml:space="preserve"> </w:t>
-      </w:r>
-      <w:r>
-        <w:rPr>
-          <w:b/>
-          <w:bCs/>
-        </w:rPr>
-        <w:t xml:space="preserve">Recommendation:</w:t>
-      </w:r>
-      <w:r>
-        <w:t xml:space="preserve"> </w:t>
-      </w:r>
-      <w:r>
-        <w:t xml:space="preserve">FHWA RD&amp;T and TFHRC fund sensor reliability research and produce a calibration methodology.</w:t>
-      </w:r>
-    </w:p>
-    <w:bookmarkEnd w:id="15"/>
-    <w:bookmarkStart w:id="16" w:name="Xf1888bde14469381efa1cc7f40cac1720cf8c69"/>
-    <w:p>
-      <w:pPr>
-        <w:pStyle w:val="Heading3"/>
-      </w:pPr>
-      <w:r>
-        <w:t xml:space="preserve">3.D Compliance, Regulatory, and Permit Interoperability</w:t>
-      </w:r>
-    </w:p>
-    <w:p>
-      <w:pPr>
-        <w:pStyle w:val="FirstParagraph"/>
-      </w:pPr>
-      <w:r>
-        <w:rPr>
-          <w:b/>
-          <w:bCs/>
-        </w:rPr>
-        <w:t xml:space="preserve">(12) IPAWS Road-Impact Authoring Conformance Research.</w:t>
-      </w:r>
-      <w:r>
-        <w:t xml:space="preserve"> </w:t>
-      </w:r>
-      <w:r>
-        <w:t xml:space="preserve">IPAWS is a federal capability state DOTs use unevenly; no research characterizes the variance or operator-side friction.</w:t>
-      </w:r>
-      <w:r>
-        <w:t xml:space="preserve"> </w:t>
-      </w:r>
-      <w:r>
-        <w:rPr>
-          <w:b/>
-          <w:bCs/>
-        </w:rPr>
-        <w:t xml:space="preserve">Recommendation:</w:t>
-      </w:r>
-      <w:r>
-        <w:t xml:space="preserve"> </w:t>
-      </w:r>
-      <w:r>
-        <w:t xml:space="preserve">FHWA RD&amp;T, with FEMA IPAWS Program Office, fund conformance methodology and per-state assessment.</w:t>
-      </w:r>
-    </w:p>
-    <w:p>
-      <w:pPr>
-        <w:pStyle w:val="BodyText"/>
-      </w:pPr>
-      <w:r>
-        <w:rPr>
-          <w:b/>
-          <w:bCs/>
-        </w:rPr>
-        <w:t xml:space="preserve">(13) OS/OW Permit-Rule Interoperability Research.</w:t>
-      </w:r>
-      <w:r>
-        <w:t xml:space="preserve"> </w:t>
-      </w:r>
-      <w:r>
-        <w:t xml:space="preserve">State-by-state permit-rule encoding remains inconsistent in structure, vocabulary, and exchange format.</w:t>
-      </w:r>
-      <w:r>
-        <w:t xml:space="preserve"> </w:t>
-      </w:r>
-      <w:r>
-        <w:rPr>
-          <w:b/>
-          <w:bCs/>
-        </w:rPr>
-        <w:t xml:space="preserve">Recommendation:</w:t>
-      </w:r>
-      <w:r>
-        <w:t xml:space="preserve"> </w:t>
-      </w:r>
-      <w:r>
-        <w:t xml:space="preserve">FHWA RD&amp;T, with NASCO and AASHTO, fund research producing a permit-rule data model and exchange specification.</w:t>
-      </w:r>
-    </w:p>
-    <w:p>
-      <w:pPr>
-        <w:pStyle w:val="BodyText"/>
-      </w:pPr>
-      <w:r>
-        <w:rPr>
-          <w:b/>
-          <w:bCs/>
-        </w:rPr>
-        <w:t xml:space="preserve">(14) Bridge-Clearance and Restriction Data Interoperability Research.</w:t>
-      </w:r>
-      <w:r>
-        <w:t xml:space="preserve"> </w:t>
-      </w:r>
-      <w:r>
-        <w:t xml:space="preserve">Bridge clearance data is heterogeneous across states; over-height-vehicle routing fails because of it.</w:t>
-      </w:r>
-      <w:r>
-        <w:t xml:space="preserve"> </w:t>
-      </w:r>
-      <w:r>
-        <w:rPr>
-          <w:b/>
-          <w:bCs/>
-        </w:rPr>
-        <w:t xml:space="preserve">Recommendation:</w:t>
-      </w:r>
-      <w:r>
-        <w:t xml:space="preserve"> </w:t>
-      </w:r>
-      <w:r>
-        <w:t xml:space="preserve">FHWA RD&amp;T, with AASHTO Bridges, fund research producing a standard exchange format.</w:t>
-      </w:r>
-    </w:p>
-    <w:bookmarkEnd w:id="16"/>
-    <w:bookmarkStart w:id="17" w:name="e-decision-support-and-asset-management"/>
-    <w:p>
-      <w:pPr>
-        <w:pStyle w:val="Heading3"/>
-      </w:pPr>
-      <w:r>
-        <w:t xml:space="preserve">3.E Decision Support and Asset Management</w:t>
-      </w:r>
-    </w:p>
-    <w:p>
-      <w:pPr>
-        <w:pStyle w:val="FirstParagraph"/>
-      </w:pPr>
-      <w:r>
-        <w:rPr>
-          <w:b/>
-          <w:bCs/>
-        </w:rPr>
-        <w:t xml:space="preserve">(15) Asset Health and ITS Equipment Status Interoperability Research.</w:t>
-      </w:r>
-      <w:r>
-        <w:t xml:space="preserve"> </w:t>
-      </w:r>
-      <w:r>
-        <w:t xml:space="preserve">Asset health data exists per-state with no exchange standard.</w:t>
-      </w:r>
-      <w:r>
-        <w:t xml:space="preserve"> </w:t>
-      </w:r>
-      <w:r>
-        <w:rPr>
-          <w:b/>
-          <w:bCs/>
-        </w:rPr>
-        <w:t xml:space="preserve">Recommendation:</w:t>
-      </w:r>
-      <w:r>
-        <w:t xml:space="preserve"> </w:t>
-      </w:r>
-      <w:r>
-        <w:t xml:space="preserve">FHWA RD&amp;T and TFHRC operations lab fund research producing an equipment status schema and reference implementation.</w:t>
-      </w:r>
-    </w:p>
-    <w:p>
-      <w:pPr>
-        <w:pStyle w:val="BodyText"/>
-      </w:pPr>
-      <w:r>
-        <w:rPr>
-          <w:b/>
-          <w:bCs/>
-        </w:rPr>
-        <w:t xml:space="preserve">(16) Digital Project Delivery / IFC-BIM Transportation Profile Research.</w:t>
-      </w:r>
-      <w:r>
-        <w:t xml:space="preserve"> </w:t>
-      </w:r>
-      <w:r>
-        <w:t xml:space="preserve">IFC was designed for vertical construction; transportation digital project delivery uses it inconsistently. The Letter Report’s reference to</w:t>
-      </w:r>
-      <w:r>
-        <w:t xml:space="preserve"> </w:t>
-      </w:r>
-      <w:r>
-        <w:t xml:space="preserve">“accelerating delivery of highway projects”</w:t>
-      </w:r>
-      <w:r>
-        <w:t xml:space="preserve"> </w:t>
-      </w:r>
-      <w:r>
-        <w:t xml:space="preserve">depends on this profile existing.</w:t>
-      </w:r>
-      <w:r>
-        <w:t xml:space="preserve"> </w:t>
-      </w:r>
-      <w:r>
-        <w:rPr>
-          <w:b/>
-          <w:bCs/>
-        </w:rPr>
-        <w:t xml:space="preserve">Recommendation:</w:t>
-      </w:r>
-      <w:r>
-        <w:t xml:space="preserve"> </w:t>
-      </w:r>
-      <w:r>
-        <w:t xml:space="preserve">TFHRC infrastructure RD&amp;T fund research producing a transportation IFC profile and reference exchange tooling.</w:t>
-      </w:r>
-    </w:p>
-    <w:bookmarkEnd w:id="17"/>
-    <w:bookmarkStart w:id="18" w:name="X032f46e9f5e727287d7a0c09fb1ebe50aa5a36b"/>
-    <w:p>
-      <w:pPr>
-        <w:pStyle w:val="Heading3"/>
-      </w:pPr>
-      <w:r>
-        <w:t xml:space="preserve">3.F Vendor Transparency and Practitioner Costs</w:t>
-      </w:r>
-    </w:p>
-    <w:p>
-      <w:pPr>
-        <w:pStyle w:val="FirstParagraph"/>
-      </w:pPr>
-      <w:r>
-        <w:rPr>
-          <w:b/>
-          <w:bCs/>
-        </w:rPr>
-        <w:t xml:space="preserve">(17) Independent Comparative Evaluation Methodology for Commercial Data Products.</w:t>
-      </w:r>
-      <w:r>
-        <w:t xml:space="preserve"> </w:t>
-      </w:r>
-      <w:r>
-        <w:t xml:space="preserve">State DOTs replicate similar vendor-comparison work in isolation each procurement cycle.</w:t>
-      </w:r>
-      <w:r>
-        <w:t xml:space="preserve"> </w:t>
-      </w:r>
-      <w:r>
-        <w:rPr>
-          <w:b/>
-          <w:bCs/>
-        </w:rPr>
-        <w:t xml:space="preserve">Recommendation:</w:t>
-      </w:r>
-      <w:r>
-        <w:t xml:space="preserve"> </w:t>
-      </w:r>
-      <w:r>
-        <w:t xml:space="preserve">FHWA RD&amp;T and NCHRP fund open methodology and empirical findings — explicitly not procurement recommendations or product endorsements.</w:t>
-      </w:r>
-    </w:p>
-    <w:p>
-      <w:pPr>
-        <w:pStyle w:val="BodyText"/>
-      </w:pPr>
-      <w:r>
-        <w:rPr>
-          <w:b/>
-          <w:bCs/>
-        </w:rPr>
-        <w:t xml:space="preserve">(18) Downstream-Cost Research on TFHRC External-Engagement Constraints.</w:t>
-      </w:r>
-      <w:r>
-        <w:t xml:space="preserve"> </w:t>
-      </w:r>
-      <w:r>
-        <w:t xml:space="preserve">The Letter Report’s Recommendation 2 frames TFHRC engagement constraints as an internal-process concern; they also have measurable, distributed, practitioner-side costs.</w:t>
-      </w:r>
-      <w:r>
-        <w:t xml:space="preserve"> </w:t>
-      </w:r>
-      <w:r>
-        <w:rPr>
-          <w:b/>
-          <w:bCs/>
-        </w:rPr>
-        <w:t xml:space="preserve">Recommendation:</w:t>
-      </w:r>
-      <w:r>
-        <w:t xml:space="preserve"> </w:t>
-      </w:r>
-      <w:r>
-        <w:t xml:space="preserve">TRB Cooperative Research Program fund empirical characterization of the downstream cost to inform process change inside FHWA.</w:t>
-      </w:r>
-    </w:p>
-    <w:bookmarkEnd w:id="18"/>
-    <w:bookmarkEnd w:id="19"/>
-    <w:bookmarkStart w:id="20" w:name="closing"/>
-    <w:p>
-      <w:pPr>
-        <w:pStyle w:val="Heading2"/>
-      </w:pPr>
-      <w:r>
-        <w:t xml:space="preserve">4. Closing</w:t>
-      </w:r>
-    </w:p>
-    <w:p>
-      <w:pPr>
-        <w:pStyle w:val="FirstParagraph"/>
-      </w:pPr>
-      <w:r>
-        <w:t xml:space="preserve">I would welcome the opportunity to elaborate on any of the findings above at the Committee’s discretion, including by sharing measurements, conformance summaries, and gap inventories drawn from the integration work referenced in Section 2. I defer entirely to the Committee’s process on whether and how to incorporate any of these inputs into its advice to FHWA leadership.</w:t>
-      </w:r>
-    </w:p>
-    <w:p>
-      <w:pPr>
-        <w:pStyle w:val="BodyText"/>
-      </w:pPr>
-      <w:r>
-        <w:t xml:space="preserve">I look forward to participating in the Committee’s continued dialogue with FHWA on these matters.</w:t>
+        <w:t xml:space="preserve">The recommendations above are submitted as inputs to the Committee’s deliberations. I would welcome the opportunity to elaborate on any item the Committee chooses to consider further, and I defer entirely to the Committee’s process on which to advance, which to refine, and which to set aside. As a new member, I am aware that the value of these inputs is determined by how they survive the Committee’s collective deliberation rather than by their individual merits as offered.</w:t>
       </w:r>
     </w:p>
     <w:p>
@@ -1156,8 +1672,8 @@
         </w:pict>
       </w:r>
     </w:p>
-    <w:bookmarkEnd w:id="20"/>
-    <w:bookmarkEnd w:id="21"/>
+    <w:bookmarkEnd w:id="23"/>
+    <w:bookmarkEnd w:id="24"/>
     <w:sectPr>
       <w:footnotePr>
         <w:numRestart w:val="eachSect"/>
@@ -1202,23 +1718,7 @@
         <w:t xml:space="preserve"> </w:t>
       </w:r>
       <w:r>
-        <w:t xml:space="preserve">National Academies of Sciences, Engineering, and Medicine. 2025.</w:t>
-      </w:r>
-      <w:r>
-        <w:t xml:space="preserve"> </w:t>
-      </w:r>
-      <w:r>
-        <w:rPr>
-          <w:i/>
-          <w:iCs/>
-        </w:rPr>
-        <w:t xml:space="preserve">Research and Technology Coordinating Committee Letter Report: September 2025.</w:t>
-      </w:r>
-      <w:r>
-        <w:t xml:space="preserve"> </w:t>
-      </w:r>
-      <w:r>
-        <w:t xml:space="preserve">Washington, DC: The National Academies Press. https://doi.org/10.17226/29262</w:t>
+        <w:t xml:space="preserve">This memorandum and the empirical observations cited within it are submitted in a personal research capacity. The integration environment referenced is operated privately for research purposes; no portion of it is offered for the Committee’s evaluation, funding, or adoption.</w:t>
       </w:r>
     </w:p>
   </w:footnote>
@@ -1237,7 +1737,54 @@
         <w:t xml:space="preserve"> </w:t>
       </w:r>
       <w:r>
-        <w:t xml:space="preserve">USDOT Work Zone Data Exchange Feed Registry. https://data.transportation.gov/resource/69qe-yiui.json — verified May 8, 2026.</w:t>
+        <w:t xml:space="preserve">National Academies of Sciences, Engineering, and Medicine. 2025.</w:t>
+      </w:r>
+      <w:r>
+        <w:t xml:space="preserve"> </w:t>
+      </w:r>
+      <w:r>
+        <w:rPr>
+          <w:i/>
+          <w:iCs/>
+        </w:rPr>
+        <w:t xml:space="preserve">Research and Technology Coordinating Committee Letter Report: September 2025.</w:t>
+      </w:r>
+      <w:r>
+        <w:t xml:space="preserve"> </w:t>
+      </w:r>
+      <w:r>
+        <w:t xml:space="preserve">Washington, DC: The National Academies Press. https://doi.org/10.17226/29262</w:t>
+      </w:r>
+    </w:p>
+  </w:footnote>
+  <w:footnote w:id="14">
+    <w:p>
+      <w:pPr>
+        <w:pStyle w:val="FootnoteText"/>
+      </w:pPr>
+      <w:r>
+        <w:rPr>
+          <w:rStyle w:val="FootnoteReference"/>
+        </w:rPr>
+        <w:footnoteRef/>
+      </w:r>
+      <w:r>
+        <w:t xml:space="preserve"> </w:t>
+      </w:r>
+      <w:r>
+        <w:t xml:space="preserve">Methodology: state counts and feed coverage are verified against the USDOT Work Zone Data Exchange Feed Registry (https://data.transportation.gov/resource/69qe-yiui.json) as of May 8, 2026, cross-checked against direct fetch of each registered endpoint.</w:t>
+      </w:r>
+      <w:r>
+        <w:t xml:space="preserve"> </w:t>
+      </w:r>
+      <w:r>
+        <w:t xml:space="preserve">“No public WZDx feed”</w:t>
+      </w:r>
+      <w:r>
+        <w:t xml:space="preserve"> </w:t>
+      </w:r>
+      <w:r>
+        <w:t xml:space="preserve">means no entry in the federal registry and no publicly-accessible WZDx-conformant endpoint identifiable on the state DOT or 511 developer pages.</w:t>
       </w:r>
     </w:p>
   </w:footnote>
@@ -1322,8 +1869,114 @@
       </w:pPr>
     </w:lvl>
   </w:abstractNum>
+  <w:abstractNum w:abstractNumId="991">
+    <w:nsid w:val="0000A991"/>
+    <w:multiLevelType w:val="multilevel"/>
+    <w:lvl w:ilvl="0">
+      <w:numFmt w:val="bullet"/>
+      <w:lvlText w:val=""/>
+      <w:lvlJc w:val="left"/>
+      <w:pPr>
+        <w:ind w:left="720" w:hanging="360"/>
+      </w:pPr>
+      <w:rPr>
+        <w:rFonts w:ascii="Symbol" w:hAnsi="Symbol" w:cs="Symbol" w:hint="default"/>
+      </w:rPr>
+    </w:lvl>
+    <w:lvl w:ilvl="1">
+      <w:numFmt w:val="bullet"/>
+      <w:lvlText w:val="o"/>
+      <w:lvlJc w:val="left"/>
+      <w:pPr>
+        <w:ind w:left="1440" w:hanging="360"/>
+      </w:pPr>
+      <w:rPr>
+        <w:rFonts w:ascii="Courier New" w:hAnsi="Courier New" w:cs="Courier New" w:hint="default"/>
+      </w:rPr>
+    </w:lvl>
+    <w:lvl w:ilvl="2">
+      <w:numFmt w:val="bullet"/>
+      <w:lvlText w:val=""/>
+      <w:lvlJc w:val="left"/>
+      <w:pPr>
+        <w:ind w:left="2160" w:hanging="360"/>
+      </w:pPr>
+      <w:rPr>
+        <w:rFonts w:ascii="Wingdings" w:hAnsi="Wingdings" w:cs="Wingdings" w:hint="default"/>
+      </w:rPr>
+    </w:lvl>
+    <w:lvl w:ilvl="3">
+      <w:numFmt w:val="bullet"/>
+      <w:lvlText w:val=""/>
+      <w:lvlJc w:val="left"/>
+      <w:pPr>
+        <w:ind w:left="2880" w:hanging="360"/>
+      </w:pPr>
+      <w:rPr>
+        <w:rFonts w:ascii="Symbol" w:hAnsi="Symbol" w:cs="Symbol" w:hint="default"/>
+      </w:rPr>
+    </w:lvl>
+    <w:lvl w:ilvl="4">
+      <w:numFmt w:val="bullet"/>
+      <w:lvlText w:val="o"/>
+      <w:lvlJc w:val="left"/>
+      <w:pPr>
+        <w:ind w:left="3600" w:hanging="360"/>
+      </w:pPr>
+      <w:rPr>
+        <w:rFonts w:ascii="Courier New" w:hAnsi="Courier New" w:cs="Courier New" w:hint="default"/>
+      </w:rPr>
+    </w:lvl>
+    <w:lvl w:ilvl="5">
+      <w:numFmt w:val="bullet"/>
+      <w:lvlText w:val=""/>
+      <w:lvlJc w:val="left"/>
+      <w:pPr>
+        <w:ind w:left="4320" w:hanging="360"/>
+      </w:pPr>
+      <w:rPr>
+        <w:rFonts w:ascii="Wingdings" w:hAnsi="Wingdings" w:cs="Wingdings" w:hint="default"/>
+      </w:rPr>
+    </w:lvl>
+    <w:lvl w:ilvl="6">
+      <w:numFmt w:val="bullet"/>
+      <w:lvlText w:val=""/>
+      <w:lvlJc w:val="left"/>
+      <w:pPr>
+        <w:ind w:left="5040" w:hanging="360"/>
+      </w:pPr>
+      <w:rPr>
+        <w:rFonts w:ascii="Symbol" w:hAnsi="Symbol" w:cs="Symbol" w:hint="default"/>
+      </w:rPr>
+    </w:lvl>
+    <w:lvl w:ilvl="7">
+      <w:numFmt w:val="bullet"/>
+      <w:lvlText w:val="o"/>
+      <w:lvlJc w:val="left"/>
+      <w:pPr>
+        <w:ind w:left="5760" w:hanging="360"/>
+      </w:pPr>
+      <w:rPr>
+        <w:rFonts w:ascii="Courier New" w:hAnsi="Courier New" w:cs="Courier New" w:hint="default"/>
+      </w:rPr>
+    </w:lvl>
+    <w:lvl w:ilvl="8">
+      <w:numFmt w:val="bullet"/>
+      <w:lvlText w:val=""/>
+      <w:lvlJc w:val="left"/>
+      <w:pPr>
+        <w:ind w:left="6480" w:hanging="360"/>
+      </w:pPr>
+      <w:rPr>
+        <w:rFonts w:ascii="Wingdings" w:hAnsi="Wingdings" w:cs="Wingdings" w:hint="default"/>
+      </w:rPr>
+    </w:lvl>
+  </w:abstractNum>
   <w:num w:numId="1000">
     <w:abstractNumId w:val="990"/>
+  </w:num>
+  <w:num w:numId="1001">
+    <w:abstractNumId w:val="991"/>
   </w:num>
 </w:numbering>
 </file>

--- a/docs/RTCC_INPUT_MEMORANDUM.docx
+++ b/docs/RTCC_INPUT_MEMORANDUM.docx
@@ -120,7 +120,19 @@
         <w:pStyle w:val="FirstParagraph"/>
       </w:pPr>
       <w:r>
-        <w:t xml:space="preserve">I work on transportation data integration from a state-DOT-adjacent vantage point. I operate a private, non-commercial experimentation environment to ingest and study public federal and state digital infrastructure feeds. No product, system, or service from that work is offered for the Committee’s consideration. Every recommendation below is a recommendation that</w:t>
+        <w:t xml:space="preserve">I work on transportation data integration from a state-DOT-adjacent vantage point. The empirical observations in this memorandum are drawn from a private, non-commercial experimentation environment I operate for the purpose of studying public federal and state digital infrastructure feeds end-to-end. I also have commercial software interests in adjacent transportation-practitioner domains; none of those products are offered for the Committee’s consideration, and I will recuse from any deliberation in which a Committee recommendation would specifically touch a product domain in which I have commercial involvement.</w:t>
+      </w:r>
+      <w:r>
+        <w:rPr>
+          <w:rStyle w:val="FootnoteReference"/>
+        </w:rPr>
+        <w:footnoteReference w:id="9"/>
+      </w:r>
+      <w:r>
+        <w:t xml:space="preserve"> </w:t>
+      </w:r>
+      <w:r>
+        <w:t xml:space="preserve">Every recommendation below is a recommendation that</w:t>
       </w:r>
       <w:r>
         <w:t xml:space="preserve"> </w:t>
@@ -137,12 +149,6 @@
       </w:r>
       <w:r>
         <w:t xml:space="preserve">— not that any agency procure, adopt, or evaluate any external work.</w:t>
-      </w:r>
-      <w:r>
-        <w:rPr>
-          <w:rStyle w:val="FootnoteReference"/>
-        </w:rPr>
-        <w:footnoteReference w:id="9"/>
       </w:r>
     </w:p>
     <w:bookmarkEnd w:id="10"/>
@@ -426,7 +432,7 @@
         <w:pStyle w:val="FirstParagraph"/>
       </w:pPr>
       <w:r>
-        <w:t xml:space="preserve">Each item below names the state-side problem driving the recommendation, the research scope appropriate to a 2-to-3-year federal RD&amp;T cycle, and a recommended owner.</w:t>
+        <w:t xml:space="preserve">Twenty-two research-investment recommendations are organized into six clusters. Each item below names the state-side problem driving the recommendation, the research scope appropriate to a 2-to-3-year federal RD&amp;T cycle, and a recommended owner. The recommendations are inputs to the Committee’s deliberation; they are offered with the expectation that some will be advanced, some refined, and some set aside in the Committee’s collective judgment.</w:t>
       </w:r>
     </w:p>
     <w:bookmarkStart w:id="16" w:name="Xb45621dd6324fbdeff9c7738152b6057a39b610"/>
@@ -736,6 +742,66 @@
       </w:r>
       <w:r>
         <w:t xml:space="preserve">TRB Cooperative Research Program.</w:t>
+      </w:r>
+    </w:p>
+    <w:p>
+      <w:pPr>
+        <w:pStyle w:val="BodyText"/>
+      </w:pPr>
+      <w:r>
+        <w:rPr>
+          <w:b/>
+          <w:bCs/>
+        </w:rPr>
+        <w:t xml:space="preserve">A.6 Field-Capture Provenance for Transportation Data.</w:t>
+      </w:r>
+      <w:r>
+        <w:t xml:space="preserve"> </w:t>
+      </w:r>
+      <w:r>
+        <w:rPr>
+          <w:i/>
+          <w:iCs/>
+        </w:rPr>
+        <w:t xml:space="preserve">State lens:</w:t>
+      </w:r>
+      <w:r>
+        <w:t xml:space="preserve"> </w:t>
+      </w:r>
+      <w:r>
+        <w:t xml:space="preserve">Mobile-app and field-tablet capture of temporary traffic control deployments, asset inspections, and as-built records is increasingly common in practitioner workflows, but there is no standard for linking a field-captured record back to the source authority, the certifying credential, the capture device, and the moment of capture. Downstream consumers — state asset systems, statewide WZDx feeds, project as-built archives — cannot trust the chain of custody for field-captured data.</w:t>
+      </w:r>
+      <w:r>
+        <w:t xml:space="preserve"> </w:t>
+      </w:r>
+      <w:r>
+        <w:rPr>
+          <w:i/>
+          <w:iCs/>
+        </w:rPr>
+        <w:t xml:space="preserve">Research scope:</w:t>
+      </w:r>
+      <w:r>
+        <w:t xml:space="preserve"> </w:t>
+      </w:r>
+      <w:r>
+        <w:t xml:space="preserve">Field-capture provenance specification covering temporary traffic control deployments, as-built captures (including AR- and LiDAR-assisted workflows), and asset inspections, with a reference implementation practitioner tools can adopt. Phase 1: practitioner workflow survey (months 1–6). Phase 2: specification authoring (months 6–24). Phase 3: reference implementation + pilot (months 24–36).</w:t>
+      </w:r>
+      <w:r>
+        <w:t xml:space="preserve"> </w:t>
+      </w:r>
+      <w:r>
+        <w:rPr>
+          <w:i/>
+          <w:iCs/>
+        </w:rPr>
+        <w:t xml:space="preserve">Owner:</w:t>
+      </w:r>
+      <w:r>
+        <w:t xml:space="preserve"> </w:t>
+      </w:r>
+      <w:r>
+        <w:t xml:space="preserve">FHWA RD&amp;T with TFHRC.</w:t>
       </w:r>
     </w:p>
     <w:bookmarkEnd w:id="16"/>
@@ -1142,6 +1208,126 @@
         <w:t xml:space="preserve">FHWA RD&amp;T and TFHRC sensors lab.</w:t>
       </w:r>
     </w:p>
+    <w:p>
+      <w:pPr>
+        <w:pStyle w:val="BodyText"/>
+      </w:pPr>
+      <w:r>
+        <w:rPr>
+          <w:b/>
+          <w:bCs/>
+        </w:rPr>
+        <w:t xml:space="preserve">C.4 Work Zone Reality vs. Reported Data Reconciliation Research.</w:t>
+      </w:r>
+      <w:r>
+        <w:t xml:space="preserve"> </w:t>
+      </w:r>
+      <w:r>
+        <w:rPr>
+          <w:i/>
+          <w:iCs/>
+        </w:rPr>
+        <w:t xml:space="preserve">State lens:</w:t>
+      </w:r>
+      <w:r>
+        <w:t xml:space="preserve"> </w:t>
+      </w:r>
+      <w:r>
+        <w:t xml:space="preserve">Statewide WZDx feeds publish what permit and planning data say a work zone looks like. The actual temporary traffic control deployed on the ground often differs — lane configuration, sign positioning, hours of activity, deployed devices. The two are rarely reconciled, and downstream operations decisions made on the published data are systematically biased. Field-app deployment data captured by certified crews represents an under-utilized authoritative source for closing the loop.</w:t>
+      </w:r>
+      <w:r>
+        <w:t xml:space="preserve"> </w:t>
+      </w:r>
+      <w:r>
+        <w:rPr>
+          <w:i/>
+          <w:iCs/>
+        </w:rPr>
+        <w:t xml:space="preserve">Research scope:</w:t>
+      </w:r>
+      <w:r>
+        <w:t xml:space="preserve"> </w:t>
+      </w:r>
+      <w:r>
+        <w:t xml:space="preserve">Methodology and reference exchange pattern for reconciling field-captured TTC deployment data with statewide WZDx and incident feeds. Phase 1: practitioner workflow survey + gap analysis (months 1–9). Phase 2: reconciliation methodology + reference exchange spec (months 9–24). Phase 3: pilot with state DOTs whose contractors capture deployment data digitally (months 24–36).</w:t>
+      </w:r>
+      <w:r>
+        <w:t xml:space="preserve"> </w:t>
+      </w:r>
+      <w:r>
+        <w:rPr>
+          <w:i/>
+          <w:iCs/>
+        </w:rPr>
+        <w:t xml:space="preserve">Owner:</w:t>
+      </w:r>
+      <w:r>
+        <w:t xml:space="preserve"> </w:t>
+      </w:r>
+      <w:r>
+        <w:t xml:space="preserve">FHWA RD&amp;T with AASHTO Work Zone Subcommittee and ATSSA.</w:t>
+      </w:r>
+    </w:p>
+    <w:p>
+      <w:pPr>
+        <w:pStyle w:val="BodyText"/>
+      </w:pPr>
+      <w:r>
+        <w:rPr>
+          <w:b/>
+          <w:bCs/>
+        </w:rPr>
+        <w:t xml:space="preserve">C.5 Certified Traffic Control Supervisor Credential Interoperability Research.</w:t>
+      </w:r>
+      <w:r>
+        <w:t xml:space="preserve"> </w:t>
+      </w:r>
+      <w:r>
+        <w:rPr>
+          <w:i/>
+          <w:iCs/>
+        </w:rPr>
+        <w:t xml:space="preserve">State lens:</w:t>
+      </w:r>
+      <w:r>
+        <w:t xml:space="preserve"> </w:t>
+      </w:r>
+      <w:r>
+        <w:t xml:space="preserve">Certified TCS credentials are state-specific. Multi-state contractors maintain duplicate certifications, and state operations leadership has no federally-recognized way to verify a TCS credential issued elsewhere when reviewing a non-local crew’s deployment. Credential portability is an operational and equity issue both.</w:t>
+      </w:r>
+      <w:r>
+        <w:t xml:space="preserve"> </w:t>
+      </w:r>
+      <w:r>
+        <w:rPr>
+          <w:i/>
+          <w:iCs/>
+        </w:rPr>
+        <w:t xml:space="preserve">Research scope:</w:t>
+      </w:r>
+      <w:r>
+        <w:t xml:space="preserve"> </w:t>
+      </w:r>
+      <w:r>
+        <w:t xml:space="preserve">Inventory of state TCS certification programs; cross-recognition data model; reference reciprocity pilot. Phase 1: program inventory (months 1–6). Phase 2: data model + reciprocity framework (months 6–24). Phase 3: multi-state pilot (months 24–36).</w:t>
+      </w:r>
+      <w:r>
+        <w:t xml:space="preserve"> </w:t>
+      </w:r>
+      <w:r>
+        <w:rPr>
+          <w:i/>
+          <w:iCs/>
+        </w:rPr>
+        <w:t xml:space="preserve">Owner:</w:t>
+      </w:r>
+      <w:r>
+        <w:t xml:space="preserve"> </w:t>
+      </w:r>
+      <w:r>
+        <w:t xml:space="preserve">FHWA RD&amp;T with AASHTO and ATSSA.</w:t>
+      </w:r>
+    </w:p>
     <w:bookmarkEnd w:id="18"/>
     <w:bookmarkStart w:id="19" w:name="X07e087bb51ae179f6b95af6295232a687ef5729"/>
     <w:p>
@@ -1439,7 +1625,7 @@
         <w:t xml:space="preserve"> </w:t>
       </w:r>
       <w:r>
-        <w:t xml:space="preserve">depends on this profile existing.</w:t>
+        <w:t xml:space="preserve">depends on this profile existing — and on as-built data captured in the field (utility lines, drainage structures, ITS conduit, surface assets) being able to flow into it without translation loss.</w:t>
       </w:r>
       <w:r>
         <w:t xml:space="preserve"> </w:t>
@@ -1455,7 +1641,7 @@
         <w:t xml:space="preserve"> </w:t>
       </w:r>
       <w:r>
-        <w:t xml:space="preserve">Transportation IFC profile, metadata standards, and reference exchange tooling. Phase 1: requirements + profile draft (months 1–12). Phase 2: pilot exchange (months 12–24). Phase 3: standards-body submission (months 24–36).</w:t>
+        <w:t xml:space="preserve">Transportation IFC profile, metadata standards, and reference exchange tooling, with explicit attention to as-built capture workflows including emerging AR- and LiDAR-assisted field methods. Phase 1: requirements + profile draft (months 1–12). Phase 2: pilot exchange (months 12–24). Phase 3: standards-body submission (months 24–36).</w:t>
       </w:r>
       <w:r>
         <w:t xml:space="preserve"> </w:t>
@@ -1472,6 +1658,66 @@
       </w:r>
       <w:r>
         <w:t xml:space="preserve">TFHRC infrastructure RD&amp;T.</w:t>
+      </w:r>
+    </w:p>
+    <w:p>
+      <w:pPr>
+        <w:pStyle w:val="BodyText"/>
+      </w:pPr>
+      <w:r>
+        <w:rPr>
+          <w:b/>
+          <w:bCs/>
+        </w:rPr>
+        <w:t xml:space="preserve">E.3 Subsurface Utility Engineering and Right-of-Way Utility Data Interoperability Research.</w:t>
+      </w:r>
+      <w:r>
+        <w:t xml:space="preserve"> </w:t>
+      </w:r>
+      <w:r>
+        <w:rPr>
+          <w:i/>
+          <w:iCs/>
+        </w:rPr>
+        <w:t xml:space="preserve">State lens:</w:t>
+      </w:r>
+      <w:r>
+        <w:t xml:space="preserve"> </w:t>
+      </w:r>
+      <w:r>
+        <w:t xml:space="preserve">ROW utility data is captured per-project, per-utility, per-state, with no unified schema. Subsurface Utility Engineering Quality Level data flows are ad hoc. Cross-project and cross-jurisdictional reuse of utility location data is therefore not possible at scale, and the same utilities are re-located in the field on every adjacent project at compounding cost. AR- and LiDAR-assisted field capture is emerging as a practitioner-side response without exchange standards to support it.</w:t>
+      </w:r>
+      <w:r>
+        <w:t xml:space="preserve"> </w:t>
+      </w:r>
+      <w:r>
+        <w:rPr>
+          <w:i/>
+          <w:iCs/>
+        </w:rPr>
+        <w:t xml:space="preserve">Research scope:</w:t>
+      </w:r>
+      <w:r>
+        <w:t xml:space="preserve"> </w:t>
+      </w:r>
+      <w:r>
+        <w:t xml:space="preserve">Reference data model for ROW utility records spanning SUE Quality Levels A–D, as-built capture methods, and downstream BIM/IFC integration; reference exchange specification. Phase 1: practitioner-tool and state-program inventory (months 1–9). Phase 2: data model + exchange spec (months 9–24). Phase 3: pilot with a multi-utility, multi-state corridor (months 24–36).</w:t>
+      </w:r>
+      <w:r>
+        <w:t xml:space="preserve"> </w:t>
+      </w:r>
+      <w:r>
+        <w:rPr>
+          <w:i/>
+          <w:iCs/>
+        </w:rPr>
+        <w:t xml:space="preserve">Owner:</w:t>
+      </w:r>
+      <w:r>
+        <w:t xml:space="preserve"> </w:t>
+      </w:r>
+      <w:r>
+        <w:t xml:space="preserve">FHWA RD&amp;T with AASHTO Subsurface Utility Engineering Committee and the Common Ground Alliance.</w:t>
       </w:r>
     </w:p>
     <w:bookmarkEnd w:id="20"/>
